--- a/public/business-plans/industry.docx
+++ b/public/business-plans/industry.docx
@@ -56,7 +56,7 @@
           <w:rStyle w:val="CkCaption"/>
           <w:i/>
         </w:rPr>
-        <w:t>Это готовый образец (шаблон) бизнес-плана MoliyaHub для отрасли «Промышленность». Замените текст в квадратных скобках [впишите] и примеры на данные вашего проекта, добавьте или удалите пункты по необходимости. Абзацы в рамке, отмеченные «ПРИМЕР», — иллюстрация формата ответа, а не факты о реальной компании. Финансовый план с рабочими формулами (SUM, прибыль, срок окупаемости, рентабельность) — в отдельном Excel-файле с тем же названием, который дополняет этот документ.</w:t>
+        <w:t>Это готовый образец (шаблон) бизнес-плана MoliyaHub для отрасли «Промышленность». Замените текст в квадратных скобках [впишите] и примеры на данные вашего проекта, добавьте или удалите пункты по необходимости. Абзацы в рамке, отмеченные «ПРИМЕР», и раздел «Пример финансового расчёта» — иллюстрация формата и порядка величины на основе рыночных ориентиров 2025-2026 года, а не факты и не финансовая отчётность о реальной компании: перед подачей в банк или инвестору замените их на данные своего проекта. Тот же расчёт с рабочими формулами (SUM, прибыль, срок окупаемости, рентабельность), которые пересчитываются автоматически, — в отдельном Excel-файле с тем же названием, который дополняет этот документ.</w:t>
       </w:r>
     </w:p>
     <w:p>
@@ -481,13 +481,868 @@
     <w:p>
       <w:pPr>
         <w:pStyle w:val="Heading2"/>
+        <ck:id v="financial-example"/>
+      </w:pPr>
+      <w:bookmarkStart w:id="9" w:name="financial_example"/>
+      <w:r>
+        <w:t>Пример финансового расчёта</w:t>
+      </w:r>
+      <w:bookmarkEnd w:id="9"/>
+    </w:p>
+    <w:p>
+      <w:r>
+        <w:rPr>
+          <w:rStyle w:val="CkCaption"/>
+          <w:i/>
+        </w:rPr>
+        <w:t>Ниже — полностью посчитанный пример для иллюстративной компании из резюме, на основе рыночных ориентиров 2025-2026 года (аренда, зарплаты, цены на оборудование, налоги, ставки — со ссылкой на источник там, где он известен) и экспертных оценок порядка величины там, где точных данных нет (это отмечено в комментариях). Он показывает логику расчёта и реалистичный масштаб цифр — это не финансовая отчётность и не готовая заявка на кредит. Тот же расчёт с рабочими формулами — в Excel-файле с тем же названием; замените суммы там на данные своего проекта, и всё пересчитается автоматически.</w:t>
+      </w:r>
+    </w:p>
+    <w:p>
+      <w:r>
+        <w:rPr>
+          <w:b/>
+        </w:rPr>
+        <w:t>Стартовые затраты (единоразово)</w:t>
+      </w:r>
+    </w:p>
+    <w:tbl>
+      <w:tblPr>
+        <w:tblStyle w:val="CkTable"/>
+        <w:tblW w:w="0" w:type="auto"/>
+        <w:tblLayout w:type="autofit"/>
+        <w:tblLook w:firstRow="1" w:lastRow="0" w:firstColumn="0" w:lastColumn="0" w:noHBand="0" w:noVBand="1"/>
+      </w:tblPr>
+      <w:tblGrid>
+        <w:gridCol/>
+        <w:gridCol/>
+        <w:gridCol/>
+      </w:tblGrid>
+      <w:tr>
+        <w:trPr>
+          <w:tblHeader/>
+        </w:trPr>
+        <w:tc>
+          <w:tcPr/>
+          <w:p>
+            <w:r>
+              <w:rPr>
+                <w:b/>
+              </w:rPr>
+              <w:t>Статья</w:t>
+            </w:r>
+          </w:p>
+        </w:tc>
+        <w:tc>
+          <w:tcPr/>
+          <w:p>
+            <w:r>
+              <w:rPr>
+                <w:b/>
+              </w:rPr>
+              <w:t>Сумма, сум</w:t>
+            </w:r>
+          </w:p>
+        </w:tc>
+        <w:tc>
+          <w:tcPr/>
+          <w:p>
+            <w:r>
+              <w:rPr>
+                <w:b/>
+              </w:rPr>
+              <w:t>Комментарий</w:t>
+            </w:r>
+          </w:p>
+        </w:tc>
+      </w:tr>
+      <w:tr>
+        <w:tc>
+          <w:tcPr/>
+          <w:p>
+            <w:r>
+              <w:t>Аренда/ремонт производственного помещения</w:t>
+            </w:r>
+          </w:p>
+        </w:tc>
+        <w:tc>
+          <w:tcPr/>
+          <w:p>
+            <w:r>
+              <w:t>130 000 000</w:t>
+            </w:r>
+          </w:p>
+        </w:tc>
+        <w:tc>
+          <w:tcPr/>
+          <w:p>
+            <w:r>
+              <w:t>оценка: ремонт цеха ~800-1000 м² в Ферганской обл. + депозит; пром. аренда в регионах в 2-3 раза ниже ташкентской</w:t>
+            </w:r>
+          </w:p>
+        </w:tc>
+      </w:tr>
+      <w:tr>
+        <w:tc>
+          <w:tcPr/>
+          <w:p>
+            <w:r>
+              <w:t>Оборудование (станки, швейные/вязальные линии)</w:t>
+            </w:r>
+          </w:p>
+        </w:tc>
+        <w:tc>
+          <w:tcPr/>
+          <w:p>
+            <w:r>
+              <w:t>400 000 000</w:t>
+            </w:r>
+          </w:p>
+        </w:tc>
+        <w:tc>
+          <w:tcPr/>
+          <w:p>
+            <w:r>
+              <w:t>оценка: ~45 промышленных швейных машин (~6 млн сум/шт с доставкой) + 2-3 кругловязальные машины + раскройное/утюжильное оборудование</w:t>
+            </w:r>
+          </w:p>
+        </w:tc>
+      </w:tr>
+      <w:tr>
+        <w:tc>
+          <w:tcPr/>
+          <w:p>
+            <w:r>
+              <w:t>Сырьё на первую партию</w:t>
+            </w:r>
+          </w:p>
+        </w:tc>
+        <w:tc>
+          <w:tcPr/>
+          <w:p>
+            <w:r>
+              <w:t>160 000 000</w:t>
+            </w:r>
+          </w:p>
+        </w:tc>
+        <w:tc>
+          <w:tcPr/>
+          <w:p>
+            <w:r>
+              <w:t>оценка: запас пряжи на ~1 мес. производства при доле сырья ~42% в себестоимости</w:t>
+            </w:r>
+          </w:p>
+        </w:tc>
+      </w:tr>
+      <w:tr>
+        <w:tc>
+          <w:tcPr/>
+          <w:p>
+            <w:r>
+              <w:t>Регистрация юрлица и разрешения</w:t>
+            </w:r>
+          </w:p>
+        </w:tc>
+        <w:tc>
+          <w:tcPr/>
+          <w:p>
+            <w:r>
+              <w:t>5 000 000</w:t>
+            </w:r>
+          </w:p>
+        </w:tc>
+        <w:tc>
+          <w:tcPr/>
+          <w:p>
+            <w:r>
+              <w:t>оценка: госпошлины за регистрацию ООО, разрешения СЭС и пожарного надзора</w:t>
+            </w:r>
+          </w:p>
+        </w:tc>
+      </w:tr>
+      <w:tr>
+        <w:tc>
+          <w:tcPr/>
+          <w:p>
+            <w:r>
+              <w:t>Спецодежда и охрана труда</w:t>
+            </w:r>
+          </w:p>
+        </w:tc>
+        <w:tc>
+          <w:tcPr/>
+          <w:p>
+            <w:r>
+              <w:t>17 000 000</w:t>
+            </w:r>
+          </w:p>
+        </w:tc>
+        <w:tc>
+          <w:tcPr/>
+          <w:p>
+            <w:r>
+              <w:t>оценка: комплекты на 40+ работников (~300 тыс. сум/компл.) + средства охраны труда</w:t>
+            </w:r>
+          </w:p>
+        </w:tc>
+      </w:tr>
+      <w:tr>
+        <w:tc>
+          <w:tcPr/>
+          <w:p>
+            <w:r>
+              <w:t>Пусконаладка и обучение персонала работе на оборудовании</w:t>
+            </w:r>
+          </w:p>
+        </w:tc>
+        <w:tc>
+          <w:tcPr/>
+          <w:p>
+            <w:r>
+              <w:t>15 000 000</w:t>
+            </w:r>
+          </w:p>
+        </w:tc>
+        <w:tc>
+          <w:tcPr/>
+          <w:p>
+            <w:r>
+              <w:t>оценка: шеф-монтаж линий поставщиком и обучение персонала</w:t>
+            </w:r>
+          </w:p>
+        </w:tc>
+      </w:tr>
+      <w:tr>
+        <w:tc>
+          <w:tcPr/>
+          <w:p>
+            <w:r>
+              <w:t>Оборотный капитал на первые 1-2 месяца</w:t>
+            </w:r>
+          </w:p>
+        </w:tc>
+        <w:tc>
+          <w:tcPr/>
+          <w:p>
+            <w:r>
+              <w:t>120 000 000</w:t>
+            </w:r>
+          </w:p>
+        </w:tc>
+        <w:tc>
+          <w:tcPr/>
+          <w:p>
+            <w:r>
+              <w:t>оценка: ФОТ, аренда и текущие расходы до первых оплат от покупателей</w:t>
+            </w:r>
+          </w:p>
+        </w:tc>
+      </w:tr>
+      <w:tr>
+        <w:tc>
+          <w:tcPr/>
+          <w:p>
+            <w:r>
+              <w:rPr>
+                <w:b/>
+              </w:rPr>
+              <w:t>Итого стартовые затраты</w:t>
+            </w:r>
+          </w:p>
+        </w:tc>
+        <w:tc>
+          <w:tcPr/>
+          <w:p>
+            <w:r>
+              <w:rPr>
+                <w:b/>
+              </w:rPr>
+              <w:t>847 000 000</w:t>
+            </w:r>
+          </w:p>
+        </w:tc>
+        <w:tc>
+          <w:tcPr/>
+          <w:p/>
+        </w:tc>
+      </w:tr>
+    </w:tbl>
+    <w:p>
+      <w:r>
+        <w:rPr>
+          <w:b/>
+        </w:rPr>
+        <w:t>Ежемесячная выручка</w:t>
+      </w:r>
+    </w:p>
+    <w:tbl>
+      <w:tblPr>
+        <w:tblStyle w:val="CkTable"/>
+        <w:tblW w:w="0" w:type="auto"/>
+        <w:tblLayout w:type="autofit"/>
+        <w:tblLook w:firstRow="1" w:lastRow="0" w:firstColumn="0" w:lastColumn="0" w:noHBand="0" w:noVBand="1"/>
+      </w:tblPr>
+      <w:tblGrid>
+        <w:gridCol/>
+        <w:gridCol/>
+        <w:gridCol/>
+      </w:tblGrid>
+      <w:tr>
+        <w:trPr>
+          <w:tblHeader/>
+        </w:trPr>
+        <w:tc>
+          <w:tcPr/>
+          <w:p>
+            <w:r>
+              <w:rPr>
+                <w:b/>
+              </w:rPr>
+              <w:t>Статья</w:t>
+            </w:r>
+          </w:p>
+        </w:tc>
+        <w:tc>
+          <w:tcPr/>
+          <w:p>
+            <w:r>
+              <w:rPr>
+                <w:b/>
+              </w:rPr>
+              <w:t>Сумма, сум</w:t>
+            </w:r>
+          </w:p>
+        </w:tc>
+        <w:tc>
+          <w:tcPr/>
+          <w:p>
+            <w:r>
+              <w:rPr>
+                <w:b/>
+              </w:rPr>
+              <w:t>Комментарий</w:t>
+            </w:r>
+          </w:p>
+        </w:tc>
+      </w:tr>
+      <w:tr>
+        <w:tc>
+          <w:tcPr/>
+          <w:p>
+            <w:r>
+              <w:t>Оптовые продажи</w:t>
+            </w:r>
+          </w:p>
+        </w:tc>
+        <w:tc>
+          <w:tcPr/>
+          <w:p>
+            <w:r>
+              <w:t>171 500 000</w:t>
+            </w:r>
+          </w:p>
+        </w:tc>
+        <w:tc>
+          <w:tcPr/>
+          <w:p>
+            <w:r>
+              <w:t>35% от выручки — оценка структуры сбыта на внутреннем рынке</w:t>
+            </w:r>
+          </w:p>
+        </w:tc>
+      </w:tr>
+      <w:tr>
+        <w:tc>
+          <w:tcPr/>
+          <w:p>
+            <w:r>
+              <w:t>Розничные продажи / маркетплейсы</w:t>
+            </w:r>
+          </w:p>
+        </w:tc>
+        <w:tc>
+          <w:tcPr/>
+          <w:p>
+            <w:r>
+              <w:t>49 000 000</w:t>
+            </w:r>
+          </w:p>
+        </w:tc>
+        <w:tc>
+          <w:tcPr/>
+          <w:p>
+            <w:r>
+              <w:t>10% от выручки — оценка доли прямых продаж (Uzum Market и аналоги)</w:t>
+            </w:r>
+          </w:p>
+        </w:tc>
+      </w:tr>
+      <w:tr>
+        <w:tc>
+          <w:tcPr/>
+          <w:p>
+            <w:r>
+              <w:t>Экспортные поставки</w:t>
+            </w:r>
+          </w:p>
+        </w:tc>
+        <w:tc>
+          <w:tcPr/>
+          <w:p>
+            <w:r>
+              <w:t>220 500 000</w:t>
+            </w:r>
+          </w:p>
+        </w:tc>
+        <w:tc>
+          <w:tcPr/>
+          <w:p>
+            <w:r>
+              <w:t>45% от выручки — экспорт в Казахстан и Россию облагается НДС по ставке 0%</w:t>
+            </w:r>
+          </w:p>
+        </w:tc>
+      </w:tr>
+      <w:tr>
+        <w:tc>
+          <w:tcPr/>
+          <w:p>
+            <w:r>
+              <w:t>Услуги давальческой переработки (толлинг)</w:t>
+            </w:r>
+          </w:p>
+        </w:tc>
+        <w:tc>
+          <w:tcPr/>
+          <w:p>
+            <w:r>
+              <w:t>49 000 000</w:t>
+            </w:r>
+          </w:p>
+        </w:tc>
+        <w:tc>
+          <w:tcPr/>
+          <w:p>
+            <w:r>
+              <w:t>10% от выручки — толлинговые заказы, распространённая практика в текстильном кластере Ферганской обл.</w:t>
+            </w:r>
+          </w:p>
+        </w:tc>
+      </w:tr>
+      <w:tr>
+        <w:tc>
+          <w:tcPr/>
+          <w:p>
+            <w:r>
+              <w:rPr>
+                <w:b/>
+              </w:rPr>
+              <w:t>Итого выручка/мес</w:t>
+            </w:r>
+          </w:p>
+        </w:tc>
+        <w:tc>
+          <w:tcPr/>
+          <w:p>
+            <w:r>
+              <w:rPr>
+                <w:b/>
+              </w:rPr>
+              <w:t>490 000 000</w:t>
+            </w:r>
+          </w:p>
+        </w:tc>
+        <w:tc>
+          <w:tcPr/>
+          <w:p/>
+        </w:tc>
+      </w:tr>
+    </w:tbl>
+    <w:p>
+      <w:r>
+        <w:rPr>
+          <w:b/>
+        </w:rPr>
+        <w:t>Ежемесячные операционные расходы</w:t>
+      </w:r>
+    </w:p>
+    <w:tbl>
+      <w:tblPr>
+        <w:tblStyle w:val="CkTable"/>
+        <w:tblW w:w="0" w:type="auto"/>
+        <w:tblLayout w:type="autofit"/>
+        <w:tblLook w:firstRow="1" w:lastRow="0" w:firstColumn="0" w:lastColumn="0" w:noHBand="0" w:noVBand="1"/>
+      </w:tblPr>
+      <w:tblGrid>
+        <w:gridCol/>
+        <w:gridCol/>
+        <w:gridCol/>
+      </w:tblGrid>
+      <w:tr>
+        <w:trPr>
+          <w:tblHeader/>
+        </w:trPr>
+        <w:tc>
+          <w:tcPr/>
+          <w:p>
+            <w:r>
+              <w:rPr>
+                <w:b/>
+              </w:rPr>
+              <w:t>Статья</w:t>
+            </w:r>
+          </w:p>
+        </w:tc>
+        <w:tc>
+          <w:tcPr/>
+          <w:p>
+            <w:r>
+              <w:rPr>
+                <w:b/>
+              </w:rPr>
+              <w:t>Сумма, сум</w:t>
+            </w:r>
+          </w:p>
+        </w:tc>
+        <w:tc>
+          <w:tcPr/>
+          <w:p>
+            <w:r>
+              <w:rPr>
+                <w:b/>
+              </w:rPr>
+              <w:t>Комментарий</w:t>
+            </w:r>
+          </w:p>
+        </w:tc>
+      </w:tr>
+      <w:tr>
+        <w:tc>
+          <w:tcPr/>
+          <w:p>
+            <w:r>
+              <w:t>Аренда помещения</w:t>
+            </w:r>
+          </w:p>
+        </w:tc>
+        <w:tc>
+          <w:tcPr/>
+          <w:p>
+            <w:r>
+              <w:t>16 000 000</w:t>
+            </w:r>
+          </w:p>
+        </w:tc>
+        <w:tc>
+          <w:tcPr/>
+          <w:p>
+            <w:r>
+              <w:t>оценка: ~800 м² по ~20 тыс. сум/м²/мес — ориентир для промышленной недвижимости в регионе</w:t>
+            </w:r>
+          </w:p>
+        </w:tc>
+      </w:tr>
+      <w:tr>
+        <w:tc>
+          <w:tcPr/>
+          <w:p>
+            <w:r>
+              <w:t>ФОТ производственного персонала</w:t>
+            </w:r>
+          </w:p>
+        </w:tc>
+        <w:tc>
+          <w:tcPr/>
+          <w:p>
+            <w:r>
+              <w:t>156 500 000</w:t>
+            </w:r>
+          </w:p>
+        </w:tc>
+        <w:tc>
+          <w:tcPr/>
+          <w:p>
+            <w:r>
+              <w:t>40 швей + технолог + 2 мастера + директор + бухгалтер на аутсорсе; ориентир — средняя зарплата по Ферганской обл. ~4,73 млн сум/мес</w:t>
+            </w:r>
+          </w:p>
+        </w:tc>
+      </w:tr>
+      <w:tr>
+        <w:tc>
+          <w:tcPr/>
+          <w:p>
+            <w:r>
+              <w:t>Сырьё и материалы</w:t>
+            </w:r>
+          </w:p>
+        </w:tc>
+        <w:tc>
+          <w:tcPr/>
+          <w:p>
+            <w:r>
+              <w:t>205 800 000</w:t>
+            </w:r>
+          </w:p>
+        </w:tc>
+        <w:tc>
+          <w:tcPr/>
+          <w:p>
+            <w:r>
+              <w:t>~42% от выручки — типовая доля материальных затрат в себестоимости трикотажного производства</w:t>
+            </w:r>
+          </w:p>
+        </w:tc>
+      </w:tr>
+      <w:tr>
+        <w:tc>
+          <w:tcPr/>
+          <w:p>
+            <w:r>
+              <w:t>Электроэнергия и коммунальные услуги</w:t>
+            </w:r>
+          </w:p>
+        </w:tc>
+        <w:tc>
+          <w:tcPr/>
+          <w:p>
+            <w:r>
+              <w:t>15 000 000</w:t>
+            </w:r>
+          </w:p>
+        </w:tc>
+        <w:tc>
+          <w:tcPr/>
+          <w:p>
+            <w:r>
+              <w:t>оценка для цеха с ~40 швейными машинами и вязальными линиями</w:t>
+            </w:r>
+          </w:p>
+        </w:tc>
+      </w:tr>
+      <w:tr>
+        <w:tc>
+          <w:tcPr/>
+          <w:p>
+            <w:r>
+              <w:t>Логистика и упаковка</w:t>
+            </w:r>
+          </w:p>
+        </w:tc>
+        <w:tc>
+          <w:tcPr/>
+          <w:p>
+            <w:r>
+              <w:t>14 700 000</w:t>
+            </w:r>
+          </w:p>
+        </w:tc>
+        <w:tc>
+          <w:tcPr/>
+          <w:p>
+            <w:r>
+              <w:t>~3% от выручки — упаковка и транспортировка, включая экспорт в РФ/КЗ</w:t>
+            </w:r>
+          </w:p>
+        </w:tc>
+      </w:tr>
+      <w:tr>
+        <w:tc>
+          <w:tcPr/>
+          <w:p>
+            <w:r>
+              <w:t>Сертификация и лабораторные испытания продукции</w:t>
+            </w:r>
+          </w:p>
+        </w:tc>
+        <w:tc>
+          <w:tcPr/>
+          <w:p>
+            <w:r>
+              <w:t>3 000 000</w:t>
+            </w:r>
+          </w:p>
+        </w:tc>
+        <w:tc>
+          <w:tcPr/>
+          <w:p>
+            <w:r>
+              <w:t>оценка: усреднённые ежемесячные расходы на сертификаты соответствия</w:t>
+            </w:r>
+          </w:p>
+        </w:tc>
+      </w:tr>
+      <w:tr>
+        <w:tc>
+          <w:tcPr/>
+          <w:p>
+            <w:r>
+              <w:t>Налоги</w:t>
+            </w:r>
+          </w:p>
+        </w:tc>
+        <w:tc>
+          <w:tcPr/>
+          <w:p>
+            <w:r>
+              <w:t>28 000 000</w:t>
+            </w:r>
+          </w:p>
+        </w:tc>
+        <w:tc>
+          <w:tcPr/>
+          <w:p>
+            <w:r>
+              <w:t>соц. налог 12% от ФОТ (2026 г.) + оценка налога на прибыль 15% + имущественный/земельный налог</w:t>
+            </w:r>
+          </w:p>
+        </w:tc>
+      </w:tr>
+      <w:tr>
+        <w:tc>
+          <w:tcPr/>
+          <w:p>
+            <w:r>
+              <w:t>Маркетинг и продвижение</w:t>
+            </w:r>
+          </w:p>
+        </w:tc>
+        <w:tc>
+          <w:tcPr/>
+          <w:p>
+            <w:r>
+              <w:t>5 000 000</w:t>
+            </w:r>
+          </w:p>
+        </w:tc>
+        <w:tc>
+          <w:tcPr/>
+          <w:p>
+            <w:r>
+              <w:t>оценка: продвижение на маркетплейсах и поиск оптовых/экспортных партнёров</w:t>
+            </w:r>
+          </w:p>
+        </w:tc>
+      </w:tr>
+      <w:tr>
+        <w:tc>
+          <w:tcPr/>
+          <w:p>
+            <w:r>
+              <w:rPr>
+                <w:b/>
+              </w:rPr>
+              <w:t>Итого расходы/мес</w:t>
+            </w:r>
+          </w:p>
+        </w:tc>
+        <w:tc>
+          <w:tcPr/>
+          <w:p>
+            <w:r>
+              <w:rPr>
+                <w:b/>
+              </w:rPr>
+              <w:t>444 000 000</w:t>
+            </w:r>
+          </w:p>
+        </w:tc>
+        <w:tc>
+          <w:tcPr/>
+          <w:p/>
+        </w:tc>
+      </w:tr>
+    </w:tbl>
+    <w:sdt>
+      <w:sdtPr>
+        <w:tag w:val="clarkdown:div"/>
+        <ck:div v="|panel|"/>
+      </w:sdtPr>
+      <w:sdtContent>
+        <w:tbl>
+          <w:tblPr>
+            <w:tblW w:w="5000" w:type="pct"/>
+            <w:tblBorders>
+              <w:top w:val="none"/>
+              <w:left w:val="none"/>
+              <w:bottom w:val="none"/>
+              <w:right w:val="none"/>
+              <w:insideH w:val="none"/>
+              <w:insideV w:val="none"/>
+            </w:tblBorders>
+            <w:tblCellMar>
+              <w:top w:w="320" w:type="dxa"/>
+              <w:left w:w="240" w:type="dxa"/>
+              <w:bottom w:w="320" w:type="dxa"/>
+              <w:right w:w="240" w:type="dxa"/>
+            </w:tblCellMar>
+          </w:tblPr>
+          <w:tblGrid>
+            <w:gridCol/>
+          </w:tblGrid>
+          <w:tr>
+            <w:tc>
+              <w:tcPr>
+                <w:shd w:val="clear" w:fill="E4E4E4"/>
+              </w:tcPr>
+              <w:p>
+                <w:r>
+                  <w:rPr>
+                    <w:b/>
+                  </w:rPr>
+                  <w:t>Ежемесячная прибыль:</w:t>
+                </w:r>
+                <w:r>
+                  <w:t xml:space="preserve"> 46 000 000 сум · </w:t>
+                </w:r>
+                <w:r>
+                  <w:rPr>
+                    <w:b/>
+                  </w:rPr>
+                  <w:t>Срок окупаемости:</w:t>
+                </w:r>
+                <w:r>
+                  <w:t xml:space="preserve"> 18,4 мес. · </w:t>
+                </w:r>
+                <w:r>
+                  <w:rPr>
+                    <w:b/>
+                  </w:rPr>
+                  <w:t>Рентабельность продаж:</w:t>
+                </w:r>
+                <w:r>
+                  <w:t xml:space="preserve"> 9,4%</w:t>
+                </w:r>
+              </w:p>
+            </w:tc>
+          </w:tr>
+        </w:tbl>
+      </w:sdtContent>
+    </w:sdt>
+    <w:p>
+      <w:r>
+        <w:rPr>
+          <w:rStyle w:val="CkCaption"/>
+          <w:i/>
+        </w:rPr>
+        <w:t>Как считался этот пример: Расчётная сумма стартовых затрат — 847 млн сум, практически совпадает с заявленными 850 млн. Расчётная прибыль ≈46 млн сум/мес даёт окупаемость ≈18,5 мес. — соответствует резюме.</w:t>
+      </w:r>
+    </w:p>
+    <w:p>
+      <w:r>
+        <w:t>[Впишите] Пересчитайте таблицы выше на основе цен, ставок аренды/зарплат и объёмов продаж вашего проекта в вашем регионе.</w:t>
+      </w:r>
+    </w:p>
+    <w:p>
+      <w:pPr>
+        <w:pStyle w:val="Heading2"/>
         <ck:id v="risks"/>
       </w:pPr>
-      <w:bookmarkStart w:id="9" w:name="risks"/>
+      <w:bookmarkStart w:id="10" w:name="risks"/>
       <w:r>
         <w:t>Риски и меры по их снижению</w:t>
       </w:r>
-      <w:bookmarkEnd w:id="9"/>
+      <w:bookmarkEnd w:id="10"/>
     </w:p>
     <w:tbl>
       <w:tblPr>

--- a/public/business-plans/industry.docx
+++ b/public/business-plans/industry.docx
@@ -9,7 +9,7 @@
       </w:pPr>
       <w:bookmarkStart w:id="0" w:name="section"/>
       <w:r>
-        <w:t>БИЗНЕС-ПЛАН: ПРОМЫШЛЕННОСТЬ</w:t>
+        <w:t>ТЕХНИКО-ЭКОНОМИЧЕСКОЕ ОБОСНОВАНИЕ ПРОЕКТА</w:t>
       </w:r>
       <w:bookmarkEnd w:id="0"/>
     </w:p>
@@ -18,18 +18,18 @@
         <w:rPr>
           <w:rStyle w:val="CkMuted"/>
         </w:rPr>
-        <w:t>Пример: небольшое перерабатывающее или швейное производство</w:t>
-      </w:r>
-    </w:p>
-    <w:p>
-      <w:r>
-        <w:t>Название проекта: [впишите]</w:t>
+        <w:t>Расширенный образец (ТЭО) для отрасли «Промышленность» — по структуре, близкой к банковской</w:t>
+      </w:r>
+    </w:p>
+    <w:p>
+      <w:r>
+        <w:t>Наименование проекта: [впишите]</w:t>
       </w:r>
       <w:r>
         <w:br/>
       </w:r>
       <w:r>
-        <w:t>Автор / компания: [впишите]</w:t>
+        <w:t>Инициатор / заёмщик: [впишите]</w:t>
       </w:r>
       <w:r>
         <w:br/>
@@ -41,13 +41,13 @@
         <w:br/>
       </w:r>
       <w:r>
-        <w:t>Требуемая сумма инвестиций, сум: [впишите]</w:t>
+        <w:t>Полная стоимость проекта, сум: [впишите]</w:t>
       </w:r>
       <w:r>
         <w:br/>
       </w:r>
       <w:r>
-        <w:t>Дата: [впишите]</w:t>
+        <w:t>Дата составления: [впишите]</w:t>
       </w:r>
     </w:p>
     <w:p>
@@ -56,7 +56,28 @@
           <w:rStyle w:val="CkCaption"/>
           <w:i/>
         </w:rPr>
-        <w:t>Это готовый образец (шаблон) бизнес-плана MoliyaHub для отрасли «Промышленность». Замените текст в квадратных скобках [впишите] и примеры на данные вашего проекта, добавьте или удалите пункты по необходимости. Абзацы в рамке, отмеченные «ПРИМЕР», и раздел «Пример финансового расчёта» — иллюстрация формата и порядка величины на основе рыночных ориентиров 2025-2026 года, а не факты и не финансовая отчётность о реальной компании: перед подачей в банк или инвестору замените их на данные своего проекта. Тот же расчёт с рабочими формулами (SUM, прибыль, срок окупаемости, рентабельность), которые пересчитываются автоматически, — в отдельном Excel-файле с тем же названием, который дополняет этот документ.</w:t>
+        <w:t>Это расширенный образец (шаблон) MoliyaHub, построенный по структуре типового технико-экономического обоснования (ТЭО), которое банки Узбекистана обычно запрашивают при рассмотрении кредитной заявки на инвестиционный проект — с меморандумом о конфиденциальности, разделом о заёмщике, структурой финансирования, таблицей персонала и взвешенной оценкой рисков. Это НЕ более простой типовой бизнес-план (тот доступен на MoliyaHub отдельным файлом для той же отрасли) — это более полный и подробный формат для тех, кто готовит заявку сразу под требования банка. Все суммы и показатели ниже — иллюстративный пример для вымышленной компании, основанный на рыночных ориентирах 2025-2026 года и экспертных оценках порядка величины, а НЕ факт о реальной компании и не финансовая отчётность. Реквизиты заёмщика (ИНН, адрес, учредители, паспортные данные) должны быть заполнены вашими настоящими данными — образец сознательно не содержит вымышленных номеров документов, чтобы их нельзя было принять за реальные. Полная финансовая модель с рабочими формулами (16 связанных листов: смета, финансирование, амортизация, себестоимость по месяцам, график кредита, P&amp;L, рабочий капитал, поток наличности, NPV/IRR, точка безубыточности, прогнозный баланс) — в отдельном Excel-файле с тем же названием, который дополняет этот документ.</w:t>
+      </w:r>
+    </w:p>
+    <w:p>
+      <w:pPr>
+        <w:pStyle w:val="Heading2"/>
+        <ck:id v="confidentiality"/>
+      </w:pPr>
+      <w:bookmarkStart w:id="1" w:name="confidentiality"/>
+      <w:r>
+        <w:t>Меморандум о конфиденциальности</w:t>
+      </w:r>
+      <w:bookmarkEnd w:id="1"/>
+    </w:p>
+    <w:p>
+      <w:r>
+        <w:t>Настоящий документ и приложенная к нему финансовая модель содержат информацию о планируемой хозяйственной деятельности заёмщика и предназначены исключительно для рассмотрения кредитующим банком (инвестором) в целях принятия решения об участии в проекте. Документ не подлежит копированию или передаче третьим лицам без письменного согласия заёмщика, за исключением случаев, предусмотренных законодательством Республики Узбекистан. Все финансовые показатели являются прогнозными и не гарантируют фактического результата.</w:t>
+      </w:r>
+    </w:p>
+    <w:p>
+      <w:r>
+        <w:t>[Впишите] При подготовке реальной заявки замените этот раздел меморандумом о конфиденциальности вашей компании либо согласуйте формулировку с юристом и требованиями конкретного банка.</w:t>
       </w:r>
     </w:p>
     <w:p>
@@ -64,11 +85,11 @@
         <w:pStyle w:val="Heading2"/>
         <ck:id v="resume"/>
       </w:pPr>
-      <w:bookmarkStart w:id="1" w:name="resume"/>
+      <w:bookmarkStart w:id="2" w:name="resume"/>
       <w:r>
         <w:t>Резюме проекта</w:t>
       </w:r>
-      <w:bookmarkEnd w:id="1"/>
+      <w:bookmarkEnd w:id="2"/>
     </w:p>
     <w:sdt>
       <w:sdtPr>
@@ -112,7 +133,7 @@
               </w:p>
               <w:p>
                 <w:r>
-                  <w:t>ООО «Vodiy Tekstil» открывает швейный цех полного цикла в Ферганской области на 40 рабочих мест: закупка хлопковой пряжи у местного кластера, пошив трикотажных изделий для экспорта в Казахстан и Россию. Требуемые инвестиции — 850 млн сум на оборудование и оборотный капитал на первую партию; срок окупаемости — около 18 месяцев за счёт контракта с оптовым дистрибьютором на первый год.</w:t>
+                  <w:t>ООО «Vodiy Tekstil» реализует проект расширения действующего швейного производства в Ферганской области: закупка дополнительного швейного и вязального оборудования, расширение цеха и выход на экспортные контракты по трикотажным изделиям при сохранении существующих оптовых и розничных каналов сбыта. Полная стоимость проекта — 1 327 000 000 сум, из которых 550 000 000 сум — банковский кредит на 24 месяца под 22% годовых с льготным периодом 3 месяца, остальное — собственный капитал инициатора. При выходе на проектную мощность (490 000 000 сум/мес выручки) срок окупаемости инвестиций по чистой прибыли — около 18-19 месяцев.</w:t>
                 </w:r>
               </w:p>
             </w:tc>
@@ -128,168 +149,235 @@
     <w:p>
       <w:pPr>
         <w:pStyle w:val="Heading2"/>
-        <ck:id v="company"/>
-      </w:pPr>
-      <w:bookmarkStart w:id="2" w:name="company"/>
-      <w:r>
-        <w:t>Описание компании / проекта</w:t>
-      </w:r>
-      <w:bookmarkEnd w:id="2"/>
-    </w:p>
-    <w:p>
-      <w:r>
-        <w:t>[Впишите] Организационно-правовая форма (ИП/ООО/фермерское хозяйство), команда, текущий статус проекта (идея / MVP / действующий бизнес), уникальное торговое предложение.</w:t>
+        <ck:id v="borrower"/>
+      </w:pPr>
+      <w:bookmarkStart w:id="3" w:name="borrower"/>
+      <w:r>
+        <w:t>Информация о заёмщике</w:t>
+      </w:r>
+      <w:bookmarkEnd w:id="3"/>
+    </w:p>
+    <w:tbl>
+      <w:tblPr>
+        <w:tblStyle w:val="CkTable"/>
+        <w:tblW w:w="0" w:type="auto"/>
+        <w:tblLayout w:type="autofit"/>
+        <w:tblLook w:firstRow="1" w:lastRow="0" w:firstColumn="0" w:lastColumn="0" w:noHBand="0" w:noVBand="1"/>
+      </w:tblPr>
+      <w:tblGrid>
+        <w:gridCol/>
+        <w:gridCol/>
+      </w:tblGrid>
+      <w:tr>
+        <w:trPr>
+          <w:tblHeader/>
+        </w:trPr>
+        <w:tc>
+          <w:tcPr/>
+          <w:p>
+            <w:r>
+              <w:rPr>
+                <w:b/>
+              </w:rPr>
+              <w:t>Реквизит</w:t>
+            </w:r>
+          </w:p>
+        </w:tc>
+        <w:tc>
+          <w:tcPr/>
+          <w:p>
+            <w:r>
+              <w:rPr>
+                <w:b/>
+              </w:rPr>
+              <w:t>Значение</w:t>
+            </w:r>
+          </w:p>
+        </w:tc>
+      </w:tr>
+      <w:tr>
+        <w:tc>
+          <w:tcPr/>
+          <w:p>
+            <w:r>
+              <w:t>Полное наименование</w:t>
+            </w:r>
+          </w:p>
+        </w:tc>
+        <w:tc>
+          <w:tcPr/>
+          <w:p>
+            <w:r>
+              <w:t>ООО «Vodiy Tekstil» (пример)</w:t>
+            </w:r>
+          </w:p>
+        </w:tc>
+      </w:tr>
+      <w:tr>
+        <w:tc>
+          <w:tcPr/>
+          <w:p>
+            <w:r>
+              <w:t>Организационно-правовая форма</w:t>
+            </w:r>
+          </w:p>
+        </w:tc>
+        <w:tc>
+          <w:tcPr/>
+          <w:p>
+            <w:r>
+              <w:t>Общество с ограниченной ответственностью</w:t>
+            </w:r>
+          </w:p>
+        </w:tc>
+      </w:tr>
+      <w:tr>
+        <w:tc>
+          <w:tcPr/>
+          <w:p>
+            <w:r>
+              <w:t>Регион / адрес</w:t>
+            </w:r>
+          </w:p>
+        </w:tc>
+        <w:tc>
+          <w:tcPr/>
+          <w:p>
+            <w:r>
+              <w:t>[Впишите] — юридический и фактический адрес</w:t>
+            </w:r>
+          </w:p>
+        </w:tc>
+      </w:tr>
+      <w:tr>
+        <w:tc>
+          <w:tcPr/>
+          <w:p>
+            <w:r>
+              <w:t>ИНН / № свидетельства о регистрации</w:t>
+            </w:r>
+          </w:p>
+        </w:tc>
+        <w:tc>
+          <w:tcPr/>
+          <w:p>
+            <w:r>
+              <w:t>[Впишите]</w:t>
+            </w:r>
+          </w:p>
+        </w:tc>
+      </w:tr>
+      <w:tr>
+        <w:tc>
+          <w:tcPr/>
+          <w:p>
+            <w:r>
+              <w:t>Учредители и доли</w:t>
+            </w:r>
+          </w:p>
+        </w:tc>
+        <w:tc>
+          <w:tcPr/>
+          <w:p>
+            <w:r>
+              <w:t>[Впишите] — Ф.И.О. / наименование, доли участия</w:t>
+            </w:r>
+          </w:p>
+        </w:tc>
+      </w:tr>
+      <w:tr>
+        <w:tc>
+          <w:tcPr/>
+          <w:p>
+            <w:r>
+              <w:t>Основной вид деятельности</w:t>
+            </w:r>
+          </w:p>
+        </w:tc>
+        <w:tc>
+          <w:tcPr/>
+          <w:p>
+            <w:r>
+              <w:t>Пошив и вязание трикотажных изделий</w:t>
+            </w:r>
+          </w:p>
+        </w:tc>
+      </w:tr>
+      <w:tr>
+        <w:tc>
+          <w:tcPr/>
+          <w:p>
+            <w:r>
+              <w:t>Дата государственной регистрации</w:t>
+            </w:r>
+          </w:p>
+        </w:tc>
+        <w:tc>
+          <w:tcPr/>
+          <w:p>
+            <w:r>
+              <w:t>[Впишите]</w:t>
+            </w:r>
+          </w:p>
+        </w:tc>
+      </w:tr>
+      <w:tr>
+        <w:tc>
+          <w:tcPr/>
+          <w:p>
+            <w:r>
+              <w:t>Руководитель</w:t>
+            </w:r>
+          </w:p>
+        </w:tc>
+        <w:tc>
+          <w:tcPr/>
+          <w:p>
+            <w:r>
+              <w:t>[Впишите] — Ф.И.О., должность</w:t>
+            </w:r>
+          </w:p>
+        </w:tc>
+      </w:tr>
+      <w:tr>
+        <w:tc>
+          <w:tcPr/>
+          <w:p>
+            <w:r>
+              <w:t>Банковские реквизиты</w:t>
+            </w:r>
+          </w:p>
+        </w:tc>
+        <w:tc>
+          <w:tcPr/>
+          <w:p>
+            <w:r>
+              <w:t>[Впишите] — обслуживающий банк, расчётный счёт</w:t>
+            </w:r>
+          </w:p>
+        </w:tc>
+      </w:tr>
+    </w:tbl>
+    <w:p>
+      <w:r>
+        <w:t>[Впишите] Реквизиты выше — не заполняйте вымышленными номерами: используйте настоящие данные вашей организации при подаче в банк.</w:t>
       </w:r>
     </w:p>
     <w:p>
       <w:pPr>
         <w:pStyle w:val="Heading2"/>
-        <ck:id v="market"/>
-      </w:pPr>
-      <w:bookmarkStart w:id="3" w:name="market"/>
-      <w:r>
-        <w:t>Анализ рынка: Промышленность</w:t>
-      </w:r>
-      <w:bookmarkEnd w:id="3"/>
-    </w:p>
-    <w:p>
-      <w:pPr>
-        <w:pStyle w:val="ListParagraph"/>
-        <w:numPr>
-          <w:ilvl w:val="0"/>
-          <w:numId w:val="1"/>
-        </w:numPr>
-      </w:pPr>
-      <w:r>
-        <w:t>Узбекистан — один из крупнейших мировых производителей хлопка-волокна; сырьевая база для текстильной и швейной отрасли — на месте, что снижает валютные риски по сырью по сравнению с странами-импортёрами хлопка.</w:t>
-      </w:r>
-    </w:p>
-    <w:p>
-      <w:pPr>
-        <w:pStyle w:val="ListParagraph"/>
-        <w:numPr>
-          <w:ilvl w:val="0"/>
-          <w:numId w:val="1"/>
-        </w:numPr>
-      </w:pPr>
-      <w:r>
-        <w:t>Текстильная и швейная промышленность — приоритетный экспортный сектор: действуют кластерная система (от хлопка до готового изделия в одной цепочке), свободные экономические зоны и налоговые льготы для производителей-экспортёров.</w:t>
-      </w:r>
-    </w:p>
-    <w:p>
-      <w:pPr>
-        <w:pStyle w:val="ListParagraph"/>
-        <w:numPr>
-          <w:ilvl w:val="0"/>
-          <w:numId w:val="1"/>
-        </w:numPr>
-      </w:pPr>
-      <w:r>
-        <w:t>По данным Госкомстата, за январь–апрель 2026 года Узбекистан экспортировал текстильной продукции на $454,5 млн (готовые изделия — 50%, пряжа — 32%), что заметно ниже уровня аналогичного периода 2025 года (около $840 млн) — отрасль ощущает давление внешнего спроса и ценовой конкуренции, планировать выручку на экспорт стоит консервативно (stat.uz).</w:t>
-      </w:r>
-    </w:p>
-    <w:p>
-      <w:pPr>
-        <w:pStyle w:val="ListParagraph"/>
-        <w:numPr>
-          <w:ilvl w:val="0"/>
-          <w:numId w:val="1"/>
-        </w:numPr>
-      </w:pPr>
-      <w:r>
-        <w:t>Для сравнения: Турция и Пакистан остаются крупнейшими конкурентами на глобальном рынке текстиля и швейных изделий за счёт масштаба производства и близости к морским портам; Узбекистан конкурирует прежде всего собственным хлопковым сырьём и льготными условиями в кластерах — логистика в ЕС/США у него дороже и дольше.</w:t>
-      </w:r>
-    </w:p>
-    <w:p>
-      <w:pPr>
-        <w:pStyle w:val="ListParagraph"/>
-        <w:numPr>
-          <w:ilvl w:val="0"/>
-          <w:numId w:val="1"/>
-        </w:numPr>
-      </w:pPr>
-      <w:r>
-        <w:t>Растёт экспорт в страны СНГ и ЕС (Узбекистан имеет преференциальный режим GSP+ с ЕС на часть товарных позиций) — учитывайте требования к качеству, сертификации (ISO, Oeko-Tex для текстиля) и происхождению товара на целевом рынке.</w:t>
-      </w:r>
-    </w:p>
-    <w:p>
-      <w:pPr>
-        <w:pStyle w:val="ListParagraph"/>
-        <w:numPr>
-          <w:ilvl w:val="0"/>
-          <w:numId w:val="1"/>
-        </w:numPr>
-      </w:pPr>
-      <w:r>
-        <w:t>Горнодобыча и металлургия (золото, медь, урановое сырьё) — капиталоёмкие подотрасли с доминированием крупных государственных холдингов (АГМК, НГМК); малому и среднему бизнесу здесь реалистичнее заходить через сервис и подряд (обслуживание техники, транспорт, стройка на объектах), а не через добычу.</w:t>
-      </w:r>
-    </w:p>
-    <w:p>
-      <w:pPr>
-        <w:pStyle w:val="ListParagraph"/>
-        <w:numPr>
-          <w:ilvl w:val="0"/>
-          <w:numId w:val="1"/>
-        </w:numPr>
-      </w:pPr>
-      <w:r>
-        <w:t>Химическая, фармацевтическая и стройматериальная подотрасли растут за счёт импортозамещения и госпрограмм локализации — субсидии и таможенные льготы на оборудование для локализуемых производств стоит проверять по актуальному перечню Мининвестпрома на момент запуска.</w:t>
-      </w:r>
-    </w:p>
-    <w:p>
-      <w:pPr>
-        <w:pStyle w:val="ListParagraph"/>
-        <w:numPr>
-          <w:ilvl w:val="0"/>
-          <w:numId w:val="1"/>
-        </w:numPr>
-      </w:pPr>
-      <w:r>
-        <w:t>[Впишите] Объём и динамику конкретного продуктового сегмента, ключевых конкурентов и их долю рынка — эти данные лучше собрать под конкретный продукт (отраслевая статистика Госкомстата, отраслевые ассоциации, таможенная статистика).</w:t>
-      </w:r>
-    </w:p>
-    <w:p>
-      <w:pPr>
-        <w:pStyle w:val="Heading3"/>
-        <ck:id v="section-1"/>
-      </w:pPr>
-      <w:bookmarkStart w:id="4" w:name="section_1"/>
-      <w:r>
-        <w:t>Конкуренты</w:t>
+        <ck:id v="project-description"/>
+      </w:pPr>
+      <w:bookmarkStart w:id="4" w:name="project_description"/>
+      <w:r>
+        <w:t>Описание проекта</w:t>
       </w:r>
       <w:bookmarkEnd w:id="4"/>
     </w:p>
     <w:p>
       <w:r>
-        <w:t>[Впишите] Список из 3-5 прямых конкурентов, их сильные и слабые стороны, чем вы отличаетесь.</w:t>
-      </w:r>
-    </w:p>
-    <w:p>
-      <w:pPr>
-        <w:pStyle w:val="Heading3"/>
-        <ck:id v="section-2"/>
-      </w:pPr>
-      <w:bookmarkStart w:id="5" w:name="section_2"/>
-      <w:r>
-        <w:t>Целевая аудитория</w:t>
-      </w:r>
-      <w:bookmarkEnd w:id="5"/>
-    </w:p>
-    <w:p>
-      <w:r>
-        <w:t>[Впишите] Портрет основного клиента: кто он, что для него важно при выборе, где его найти.</w:t>
-      </w:r>
-    </w:p>
-    <w:p>
-      <w:pPr>
-        <w:pStyle w:val="Heading2"/>
-        <ck:id v="marketing"/>
-      </w:pPr>
-      <w:bookmarkStart w:id="6" w:name="marketing"/>
-      <w:r>
-        <w:t>Маркетинговый план</w:t>
-      </w:r>
-      <w:bookmarkEnd w:id="6"/>
+        <w:t>[Впишите] Организационно-правовая форма, текущий статус проекта (идея / действующий бизнес / расширение), уникальное торговое предложение, этапы реализации (закупка и монтаж оборудования, набор и обучение персонала, выход на проектную мощность).</w:t>
+      </w:r>
     </w:p>
     <w:sdt>
       <w:sdtPr>
@@ -333,7 +421,7 @@
               </w:p>
               <w:p>
                 <w:r>
-                  <w:t>Цена — на 10-15% ниже турецких аналогов за счёт местного сырья; продажи через прямые контракты с 3 оптовыми сетями в Казахстане и участие в отраслевых выставках (Uzbekistan Textile Expo); первые заказы — через существующие связи владельца в отрасли и каталог на B2B-платформах.</w:t>
+                  <w:t>Компания действует на рынке текстильной продукции, использует хлопковую пряжу местного кластера в качестве основного сырья. Проект предполагает три этапа: (1) закупка и монтаж швейного/вязального оборудования — 1-2 месяц; (2) набор дополнительного персонала и выход на 50-95% проектной мощности — 3-5 месяц; (3) стабильная работа на полной мощности с постепенным ростом за счёт новых экспортных контрактов — с 6-го месяца.</w:t>
                 </w:r>
               </w:p>
             </w:tc>
@@ -342,20 +430,497 @@
       </w:sdtContent>
     </w:sdt>
     <w:p>
-      <w:r>
-        <w:t>[Впишите] Ценообразование, каналы продвижения и продаж, план привлечения первых клиентов.</w:t>
-      </w:r>
-    </w:p>
-    <w:p>
       <w:pPr>
         <w:pStyle w:val="Heading2"/>
-        <ck:id v="operations"/>
-      </w:pPr>
-      <w:bookmarkStart w:id="7" w:name="operations"/>
-      <w:r>
-        <w:t>Операционный план</w:t>
+        <ck:id v="market"/>
+      </w:pPr>
+      <w:bookmarkStart w:id="5" w:name="market"/>
+      <w:r>
+        <w:t>Анализ рынка: Промышленность</w:t>
+      </w:r>
+      <w:bookmarkEnd w:id="5"/>
+    </w:p>
+    <w:p>
+      <w:pPr>
+        <w:pStyle w:val="ListParagraph"/>
+        <w:numPr>
+          <w:ilvl w:val="0"/>
+          <w:numId w:val="1"/>
+        </w:numPr>
+      </w:pPr>
+      <w:r>
+        <w:t>Узбекистан — один из крупнейших мировых производителей хлопка-волокна; сырьевая база для текстильной и швейной отрасли — на месте, что снижает валютные риски по сырью по сравнению со странами-импортёрами хлопка.</w:t>
+      </w:r>
+    </w:p>
+    <w:p>
+      <w:pPr>
+        <w:pStyle w:val="ListParagraph"/>
+        <w:numPr>
+          <w:ilvl w:val="0"/>
+          <w:numId w:val="1"/>
+        </w:numPr>
+      </w:pPr>
+      <w:r>
+        <w:t>Текстильная и швейная промышленность — приоритетный экспортный сектор: действуют кластерная система (от хлопка до готового изделия в одной цепочке), свободные экономические зоны и налоговые льготы для производителей-экспортёров.</w:t>
+      </w:r>
+    </w:p>
+    <w:p>
+      <w:pPr>
+        <w:pStyle w:val="ListParagraph"/>
+        <w:numPr>
+          <w:ilvl w:val="0"/>
+          <w:numId w:val="1"/>
+        </w:numPr>
+      </w:pPr>
+      <w:r>
+        <w:t>По данным Госкомстата, за январь–апрель 2026 года Узбекистан экспортировал текстильной продукции на $454,5 млн (готовые изделия — 50%, пряжа — 32%), что заметно ниже уровня аналогичного периода 2025 года (около $840 млн) — отрасль ощущает давление внешнего спроса и ценовой конкуренции, планировать экспортную выручку стоит консервативно (stat.uz).</w:t>
+      </w:r>
+    </w:p>
+    <w:p>
+      <w:pPr>
+        <w:pStyle w:val="ListParagraph"/>
+        <w:numPr>
+          <w:ilvl w:val="0"/>
+          <w:numId w:val="1"/>
+        </w:numPr>
+      </w:pPr>
+      <w:r>
+        <w:t>Для сравнения: Турция и Пакистан остаются крупнейшими конкурентами на глобальном рынке текстиля за счёт масштаба производства и близости к морским портам; Узбекистан конкурирует прежде всего собственным хлопковым сырьём и льготными условиями в кластерах.</w:t>
+      </w:r>
+    </w:p>
+    <w:p>
+      <w:pPr>
+        <w:pStyle w:val="ListParagraph"/>
+        <w:numPr>
+          <w:ilvl w:val="0"/>
+          <w:numId w:val="1"/>
+        </w:numPr>
+      </w:pPr>
+      <w:r>
+        <w:t>Растёт экспорт в страны СНГ и ЕС (преференциальный режим GSP+ с ЕС на часть товарных позиций) — учитывайте требования к качеству, сертификации (ISO, Oeko-Tex) и происхождению товара на целевом рынке.</w:t>
+      </w:r>
+    </w:p>
+    <w:p>
+      <w:pPr>
+        <w:pStyle w:val="ListParagraph"/>
+        <w:numPr>
+          <w:ilvl w:val="0"/>
+          <w:numId w:val="1"/>
+        </w:numPr>
+      </w:pPr>
+      <w:r>
+        <w:t>[Впишите] Объём и динамику конкретного продуктового сегмента, долю рынка ключевых конкурентов — эти данные лучше собрать под конкретный продукт (отраслевая статистика Госкомстата, таможенная статистика).</w:t>
+      </w:r>
+    </w:p>
+    <w:p>
+      <w:pPr>
+        <w:pStyle w:val="Heading3"/>
+        <ck:id v="section-1"/>
+      </w:pPr>
+      <w:bookmarkStart w:id="6" w:name="section_1"/>
+      <w:r>
+        <w:t>Конкуренты</w:t>
+      </w:r>
+      <w:bookmarkEnd w:id="6"/>
+    </w:p>
+    <w:sdt>
+      <w:sdtPr>
+        <w:tag w:val="clarkdown:div"/>
+        <ck:div v="|panel|"/>
+      </w:sdtPr>
+      <w:sdtContent>
+        <w:tbl>
+          <w:tblPr>
+            <w:tblW w:w="5000" w:type="pct"/>
+            <w:tblBorders>
+              <w:top w:val="none"/>
+              <w:left w:val="none"/>
+              <w:bottom w:val="none"/>
+              <w:right w:val="none"/>
+              <w:insideH w:val="none"/>
+              <w:insideV w:val="none"/>
+            </w:tblBorders>
+            <w:tblCellMar>
+              <w:top w:w="320" w:type="dxa"/>
+              <w:left w:w="240" w:type="dxa"/>
+              <w:bottom w:w="320" w:type="dxa"/>
+              <w:right w:w="240" w:type="dxa"/>
+            </w:tblCellMar>
+          </w:tblPr>
+          <w:tblGrid>
+            <w:gridCol/>
+          </w:tblGrid>
+          <w:tr>
+            <w:tc>
+              <w:tcPr>
+                <w:shd w:val="clear" w:fill="E4E4E4"/>
+              </w:tcPr>
+              <w:p>
+                <w:r>
+                  <w:rPr>
+                    <w:rStyle w:val="CkKicker"/>
+                  </w:rPr>
+                  <w:t>ПРИМЕР — вымышленные компании для иллюстрации формата таблицы</w:t>
+                </w:r>
+              </w:p>
+              <w:tbl>
+                <w:tblPr>
+                  <w:tblStyle w:val="CkTable"/>
+                  <w:tblW w:w="0" w:type="auto"/>
+                  <w:tblLayout w:type="autofit"/>
+                  <w:tblLook w:firstRow="1" w:lastRow="0" w:firstColumn="0" w:lastColumn="0" w:noHBand="0" w:noVBand="1"/>
+                </w:tblPr>
+                <w:tblGrid>
+                  <w:gridCol/>
+                  <w:gridCol/>
+                  <w:gridCol/>
+                  <w:gridCol/>
+                </w:tblGrid>
+                <w:tr>
+                  <w:trPr>
+                    <w:tblHeader/>
+                  </w:trPr>
+                  <w:tc>
+                    <w:tcPr/>
+                    <w:p>
+                      <w:r>
+                        <w:rPr>
+                          <w:b/>
+                        </w:rPr>
+                        <w:t>Конкурент</w:t>
+                      </w:r>
+                    </w:p>
+                  </w:tc>
+                  <w:tc>
+                    <w:tcPr/>
+                    <w:p>
+                      <w:r>
+                        <w:rPr>
+                          <w:b/>
+                        </w:rPr>
+                        <w:t>Профиль</w:t>
+                      </w:r>
+                    </w:p>
+                  </w:tc>
+                  <w:tc>
+                    <w:tcPr/>
+                    <w:p>
+                      <w:r>
+                        <w:rPr>
+                          <w:b/>
+                        </w:rPr>
+                        <w:t>Сильные стороны</w:t>
+                      </w:r>
+                    </w:p>
+                  </w:tc>
+                  <w:tc>
+                    <w:tcPr/>
+                    <w:p>
+                      <w:r>
+                        <w:rPr>
+                          <w:b/>
+                        </w:rPr>
+                        <w:t>Слабые стороны</w:t>
+                      </w:r>
+                    </w:p>
+                  </w:tc>
+                </w:tr>
+                <w:tr>
+                  <w:tc>
+                    <w:tcPr/>
+                    <w:p>
+                      <w:r>
+                        <w:t>ООО «Farg'ona Tekstil Grup»</w:t>
+                      </w:r>
+                    </w:p>
+                  </w:tc>
+                  <w:tc>
+                    <w:tcPr/>
+                    <w:p>
+                      <w:r>
+                        <w:t>Крупный вертикально-интегрированный производитель (от хлопка до готовых изделий), та же область</w:t>
+                      </w:r>
+                    </w:p>
+                  </w:tc>
+                  <w:tc>
+                    <w:tcPr/>
+                    <w:p>
+                      <w:r>
+                        <w:t>Масштаб, собственное сырьё, устоявшиеся экспортные контракты</w:t>
+                      </w:r>
+                    </w:p>
+                  </w:tc>
+                  <w:tc>
+                    <w:tcPr/>
+                    <w:p>
+                      <w:r>
+                        <w:t>Менее гибок под мелкие/кастомные заказы, долгие согласования</w:t>
+                      </w:r>
+                    </w:p>
+                  </w:tc>
+                </w:tr>
+                <w:tr>
+                  <w:tc>
+                    <w:tcPr/>
+                    <w:p>
+                      <w:r>
+                        <w:t>СП ООО «AsiaKnit Textile»</w:t>
+                      </w:r>
+                    </w:p>
+                  </w:tc>
+                  <w:tc>
+                    <w:tcPr/>
+                    <w:p>
+                      <w:r>
+                        <w:t>Совместное предприятие с иностранным партнёром, специализация на трикотажном полотне</w:t>
+                      </w:r>
+                    </w:p>
+                  </w:tc>
+                  <w:tc>
+                    <w:tcPr/>
+                    <w:p>
+                      <w:r>
+                        <w:t>Доступ к зарубежным технологиям и рынкам сбыта</w:t>
+                      </w:r>
+                    </w:p>
+                  </w:tc>
+                  <w:tc>
+                    <w:tcPr/>
+                    <w:p>
+                      <w:r>
+                        <w:t>Выше себестоимость из-за импортных комплектующих</w:t>
+                      </w:r>
+                    </w:p>
+                  </w:tc>
+                </w:tr>
+                <w:tr>
+                  <w:tc>
+                    <w:tcPr/>
+                    <w:p>
+                      <w:r>
+                        <w:t>ЧП «Marg'ilon Ipagi»</w:t>
+                      </w:r>
+                    </w:p>
+                  </w:tc>
+                  <w:tc>
+                    <w:tcPr/>
+                    <w:p>
+                      <w:r>
+                        <w:t>Небольшое частное предприятие, шёлковые и смешанные ткани</w:t>
+                      </w:r>
+                    </w:p>
+                  </w:tc>
+                  <w:tc>
+                    <w:tcPr/>
+                    <w:p>
+                      <w:r>
+                        <w:t>Нишевая специализация, известный региональный бренд</w:t>
+                      </w:r>
+                    </w:p>
+                  </w:tc>
+                  <w:tc>
+                    <w:tcPr/>
+                    <w:p>
+                      <w:r>
+                        <w:t>Ограниченные мощности, слабый экспорт</w:t>
+                      </w:r>
+                    </w:p>
+                  </w:tc>
+                </w:tr>
+                <w:tr>
+                  <w:tc>
+                    <w:tcPr/>
+                    <w:p>
+                      <w:r>
+                        <w:t>ООО «Andijon Kiyim Eksport»</w:t>
+                      </w:r>
+                    </w:p>
+                  </w:tc>
+                  <w:tc>
+                    <w:tcPr/>
+                    <w:p>
+                      <w:r>
+                        <w:t>Экспортно-ориентированный швейный холдинг</w:t>
+                      </w:r>
+                    </w:p>
+                  </w:tc>
+                  <w:tc>
+                    <w:tcPr/>
+                    <w:p>
+                      <w:r>
+                        <w:t>Отработанная логистика в РФ/КЗ, крупные объёмы</w:t>
+                      </w:r>
+                    </w:p>
+                  </w:tc>
+                  <w:tc>
+                    <w:tcPr/>
+                    <w:p>
+                      <w:r>
+                        <w:t>Зависимость от 1-2 рынков сбыта</w:t>
+                      </w:r>
+                    </w:p>
+                  </w:tc>
+                </w:tr>
+              </w:tbl>
+              <w:p/>
+            </w:tc>
+          </w:tr>
+        </w:tbl>
+      </w:sdtContent>
+    </w:sdt>
+    <w:p>
+      <w:r>
+        <w:t>[Впишите] Список из 3-5 РЕАЛЬНЫХ прямых конкурентов вашего проекта (компании выше — вымышленный пример для иллюстрации формата), их сильные и слабые стороны, чем вы отличаетесь.</w:t>
+      </w:r>
+    </w:p>
+    <w:p>
+      <w:pPr>
+        <w:pStyle w:val="Heading3"/>
+        <ck:id v="section-2"/>
+      </w:pPr>
+      <w:bookmarkStart w:id="7" w:name="section_2"/>
+      <w:r>
+        <w:t>Конкурентный ответ</w:t>
       </w:r>
       <w:bookmarkEnd w:id="7"/>
+    </w:p>
+    <w:tbl>
+      <w:tblPr>
+        <w:tblStyle w:val="CkTable"/>
+        <w:tblW w:w="0" w:type="auto"/>
+        <w:tblLayout w:type="autofit"/>
+        <w:tblLook w:firstRow="1" w:lastRow="0" w:firstColumn="0" w:lastColumn="0" w:noHBand="0" w:noVBand="1"/>
+      </w:tblPr>
+      <w:tblGrid>
+        <w:gridCol/>
+        <w:gridCol/>
+      </w:tblGrid>
+      <w:tr>
+        <w:trPr>
+          <w:tblHeader/>
+        </w:trPr>
+        <w:tc>
+          <w:tcPr/>
+          <w:p>
+            <w:r>
+              <w:rPr>
+                <w:b/>
+              </w:rPr>
+              <w:t>Фактор конкуренции</w:t>
+            </w:r>
+          </w:p>
+        </w:tc>
+        <w:tc>
+          <w:tcPr/>
+          <w:p>
+            <w:r>
+              <w:rPr>
+                <w:b/>
+              </w:rPr>
+              <w:t>Подход компании</w:t>
+            </w:r>
+          </w:p>
+        </w:tc>
+      </w:tr>
+      <w:tr>
+        <w:tc>
+          <w:tcPr/>
+          <w:p>
+            <w:r>
+              <w:t>Цена</w:t>
+            </w:r>
+          </w:p>
+        </w:tc>
+        <w:tc>
+          <w:tcPr/>
+          <w:p>
+            <w:r>
+              <w:t>На уровне регионального рынка за счёт использования локального хлопкового сырья (без валютных издержек на сырьё)</w:t>
+            </w:r>
+          </w:p>
+        </w:tc>
+      </w:tr>
+      <w:tr>
+        <w:tc>
+          <w:tcPr/>
+          <w:p>
+            <w:r>
+              <w:t>Диверсификация каналов сбыта</w:t>
+            </w:r>
+          </w:p>
+        </w:tc>
+        <w:tc>
+          <w:tcPr/>
+          <w:p>
+            <w:r>
+              <w:t>Одновременно опт, розница/маркетплейсы, экспорт и толлинг — не зависит от одного канала</w:t>
+            </w:r>
+          </w:p>
+        </w:tc>
+      </w:tr>
+      <w:tr>
+        <w:tc>
+          <w:tcPr/>
+          <w:p>
+            <w:r>
+              <w:t>Гибкость производства</w:t>
+            </w:r>
+          </w:p>
+        </w:tc>
+        <w:tc>
+          <w:tcPr/>
+          <w:p>
+            <w:r>
+              <w:t>Смешанное швейное и вязальное производство позволяет переключаться между видами продукции по спросу</w:t>
+            </w:r>
+          </w:p>
+        </w:tc>
+      </w:tr>
+      <w:tr>
+        <w:tc>
+          <w:tcPr/>
+          <w:p>
+            <w:r>
+              <w:t>Соответствие требованиям экспорта</w:t>
+            </w:r>
+          </w:p>
+        </w:tc>
+        <w:tc>
+          <w:tcPr/>
+          <w:p>
+            <w:r>
+              <w:t>Сертификация по Oeko-Tex/ISO для доступа к рынку ЕС в рамках GSP+</w:t>
+            </w:r>
+          </w:p>
+        </w:tc>
+      </w:tr>
+    </w:tbl>
+    <w:p>
+      <w:pPr>
+        <w:pStyle w:val="Heading3"/>
+        <ck:id v="section-3"/>
+      </w:pPr>
+      <w:bookmarkStart w:id="8" w:name="section_3"/>
+      <w:r>
+        <w:t>Целевая аудитория</w:t>
+      </w:r>
+      <w:bookmarkEnd w:id="8"/>
+    </w:p>
+    <w:p>
+      <w:r>
+        <w:t>[Впишите] Портрет основного клиента (оптовый байер, маркетплейс, экспортный дистрибьютор): что для него важно при выборе поставщика, где его найти.</w:t>
+      </w:r>
+    </w:p>
+    <w:p>
+      <w:pPr>
+        <w:pStyle w:val="Heading2"/>
+        <ck:id v="marketing"/>
+      </w:pPr>
+      <w:bookmarkStart w:id="9" w:name="marketing"/>
+      <w:r>
+        <w:t>Маркетинговый план</w:t>
+      </w:r>
+      <w:bookmarkEnd w:id="9"/>
     </w:p>
     <w:sdt>
       <w:sdtPr>
@@ -399,7 +964,7 @@
               </w:p>
               <w:p>
                 <w:r>
-                  <w:t>Цикл: приём пряжи от кластера → вязка полотна → раскрой → пошив → упаковка → отгрузка. Ключевой поставщик сырья — местный хлопково-текстильный кластер по долгосрочному договору. Необходимые разрешения: сертификат соответствия на продукцию, при экспорте — сертификат происхождения товара.</w:t>
+                  <w:t>Цена — на 10-15% ниже импортных аналогов за счёт местного сырья; продажи — через прямые контракты с оптовыми сетями в Казахстане и России, участие в отраслевых выставках (Uzbekistan Textile Expo), выход на маркетплейсы для розничного канала и приём толлинговых заказов от кластера в периоды неполной загрузки.</w:t>
                 </w:r>
               </w:p>
             </w:tc>
@@ -409,7 +974,7 @@
     </w:sdt>
     <w:p>
       <w:r>
-        <w:t>[Впишите] Процесс производства/оказания услуги, ключевые поставщики, оборудование, необходимые лицензии и разрешения.</w:t>
+        <w:t>[Впишите] Ценообразование, каналы продвижения и продаж, план привлечения первых клиентов.</w:t>
       </w:r>
     </w:p>
     <w:p>
@@ -417,11 +982,11 @@
         <w:pStyle w:val="Heading2"/>
         <ck:id v="org"/>
       </w:pPr>
-      <w:bookmarkStart w:id="8" w:name="org"/>
-      <w:r>
-        <w:t>Организационный план</w:t>
-      </w:r>
-      <w:bookmarkEnd w:id="8"/>
+      <w:bookmarkStart w:id="10" w:name="org"/>
+      <w:r>
+        <w:t>Организационный план и персонал</w:t>
+      </w:r>
+      <w:bookmarkEnd w:id="10"/>
     </w:p>
     <w:sdt>
       <w:sdtPr>
@@ -465,7 +1030,7 @@
               </w:p>
               <w:p>
                 <w:r>
-                  <w:t>Директор-учредитель, технолог производства, 2 мастера смены, 36 швей, бухгалтер на аутсорсе. Форма — ООО (общество с ограниченной ответственностью), упрощённый налоговый режим на старте.</w:t>
+                  <w:t>Директор-учредитель, технолог производства, 2 мастера смены, 36 швей, бухгалтерия на аутсорсе — всего 41 человек. Форма — ООО.</w:t>
                 </w:r>
               </w:p>
             </w:tc>
@@ -473,37 +1038,422 @@
         </w:tbl>
       </w:sdtContent>
     </w:sdt>
-    <w:p>
-      <w:r>
-        <w:t>[Впишите] Команда и роли, штатное расписание, организационно-правовая форма.</w:t>
+    <w:tbl>
+      <w:tblPr>
+        <w:tblStyle w:val="CkTable"/>
+        <w:tblW w:w="0" w:type="auto"/>
+        <w:tblLayout w:type="autofit"/>
+        <w:tblLook w:firstRow="1" w:lastRow="0" w:firstColumn="0" w:lastColumn="0" w:noHBand="0" w:noVBand="1"/>
+      </w:tblPr>
+      <w:tblGrid>
+        <w:gridCol/>
+        <w:gridCol/>
+        <w:gridCol/>
+        <w:gridCol/>
+        <w:gridCol/>
+      </w:tblGrid>
+      <w:tr>
+        <w:trPr>
+          <w:tblHeader/>
+        </w:trPr>
+        <w:tc>
+          <w:tcPr/>
+          <w:p>
+            <w:r>
+              <w:rPr>
+                <w:b/>
+              </w:rPr>
+              <w:t>Должность</w:t>
+            </w:r>
+          </w:p>
+        </w:tc>
+        <w:tc>
+          <w:tcPr/>
+          <w:p>
+            <w:r>
+              <w:rPr>
+                <w:b/>
+              </w:rPr>
+              <w:t>Кол-во, чел.</w:t>
+            </w:r>
+          </w:p>
+        </w:tc>
+        <w:tc>
+          <w:tcPr/>
+          <w:p>
+            <w:r>
+              <w:rPr>
+                <w:b/>
+              </w:rPr>
+              <w:t>Оклад, сум/мес</w:t>
+            </w:r>
+          </w:p>
+        </w:tc>
+        <w:tc>
+          <w:tcPr/>
+          <w:p>
+            <w:r>
+              <w:rPr>
+                <w:b/>
+              </w:rPr>
+              <w:t>ФОТ, сум/мес</w:t>
+            </w:r>
+          </w:p>
+        </w:tc>
+        <w:tc>
+          <w:tcPr/>
+          <w:p>
+            <w:r>
+              <w:rPr>
+                <w:b/>
+              </w:rPr>
+              <w:t>Категория</w:t>
+            </w:r>
+          </w:p>
+        </w:tc>
+      </w:tr>
+      <w:tr>
+        <w:tc>
+          <w:tcPr/>
+          <w:p>
+            <w:r>
+              <w:t>Дирекция (директор-учредитель)</w:t>
+            </w:r>
+          </w:p>
+        </w:tc>
+        <w:tc>
+          <w:tcPr/>
+          <w:p>
+            <w:r>
+              <w:t>1</w:t>
+            </w:r>
+          </w:p>
+        </w:tc>
+        <w:tc>
+          <w:tcPr/>
+          <w:p>
+            <w:r>
+              <w:t>12 000 000</w:t>
+            </w:r>
+          </w:p>
+        </w:tc>
+        <w:tc>
+          <w:tcPr/>
+          <w:p>
+            <w:r>
+              <w:t>12 000 000</w:t>
+            </w:r>
+          </w:p>
+        </w:tc>
+        <w:tc>
+          <w:tcPr/>
+          <w:p>
+            <w:r>
+              <w:t>Административный</w:t>
+            </w:r>
+          </w:p>
+        </w:tc>
+      </w:tr>
+      <w:tr>
+        <w:tc>
+          <w:tcPr/>
+          <w:p>
+            <w:r>
+              <w:t>Бухгалтерия (аутсорс)</w:t>
+            </w:r>
+          </w:p>
+        </w:tc>
+        <w:tc>
+          <w:tcPr/>
+          <w:p>
+            <w:r>
+              <w:t>1</w:t>
+            </w:r>
+          </w:p>
+        </w:tc>
+        <w:tc>
+          <w:tcPr/>
+          <w:p>
+            <w:r>
+              <w:t>3 000 000</w:t>
+            </w:r>
+          </w:p>
+        </w:tc>
+        <w:tc>
+          <w:tcPr/>
+          <w:p>
+            <w:r>
+              <w:t>3 000 000</w:t>
+            </w:r>
+          </w:p>
+        </w:tc>
+        <w:tc>
+          <w:tcPr/>
+          <w:p>
+            <w:r>
+              <w:t>Административный</w:t>
+            </w:r>
+          </w:p>
+        </w:tc>
+      </w:tr>
+      <w:tr>
+        <w:tc>
+          <w:tcPr/>
+          <w:p>
+            <w:r>
+              <w:t>Технолог производства</w:t>
+            </w:r>
+          </w:p>
+        </w:tc>
+        <w:tc>
+          <w:tcPr/>
+          <w:p>
+            <w:r>
+              <w:t>1</w:t>
+            </w:r>
+          </w:p>
+        </w:tc>
+        <w:tc>
+          <w:tcPr/>
+          <w:p>
+            <w:r>
+              <w:t>6 500 000</w:t>
+            </w:r>
+          </w:p>
+        </w:tc>
+        <w:tc>
+          <w:tcPr/>
+          <w:p>
+            <w:r>
+              <w:t>6 500 000</w:t>
+            </w:r>
+          </w:p>
+        </w:tc>
+        <w:tc>
+          <w:tcPr/>
+          <w:p>
+            <w:r>
+              <w:t>Производственный</w:t>
+            </w:r>
+          </w:p>
+        </w:tc>
+      </w:tr>
+      <w:tr>
+        <w:tc>
+          <w:tcPr/>
+          <w:p>
+            <w:r>
+              <w:t>Мастера смены</w:t>
+            </w:r>
+          </w:p>
+        </w:tc>
+        <w:tc>
+          <w:tcPr/>
+          <w:p>
+            <w:r>
+              <w:t>2</w:t>
+            </w:r>
+          </w:p>
+        </w:tc>
+        <w:tc>
+          <w:tcPr/>
+          <w:p>
+            <w:r>
+              <w:t>4 500 000</w:t>
+            </w:r>
+          </w:p>
+        </w:tc>
+        <w:tc>
+          <w:tcPr/>
+          <w:p>
+            <w:r>
+              <w:t>9 000 000</w:t>
+            </w:r>
+          </w:p>
+        </w:tc>
+        <w:tc>
+          <w:tcPr/>
+          <w:p>
+            <w:r>
+              <w:t>Производственный</w:t>
+            </w:r>
+          </w:p>
+        </w:tc>
+      </w:tr>
+      <w:tr>
+        <w:tc>
+          <w:tcPr/>
+          <w:p>
+            <w:r>
+              <w:t>Швеи</w:t>
+            </w:r>
+          </w:p>
+        </w:tc>
+        <w:tc>
+          <w:tcPr/>
+          <w:p>
+            <w:r>
+              <w:t>36</w:t>
+            </w:r>
+          </w:p>
+        </w:tc>
+        <w:tc>
+          <w:tcPr/>
+          <w:p>
+            <w:r>
+              <w:t>3 500 000</w:t>
+            </w:r>
+          </w:p>
+        </w:tc>
+        <w:tc>
+          <w:tcPr/>
+          <w:p>
+            <w:r>
+              <w:t>126 000 000</w:t>
+            </w:r>
+          </w:p>
+        </w:tc>
+        <w:tc>
+          <w:tcPr/>
+          <w:p>
+            <w:r>
+              <w:t>Производственный</w:t>
+            </w:r>
+          </w:p>
+        </w:tc>
+      </w:tr>
+      <w:tr>
+        <w:tc>
+          <w:tcPr/>
+          <w:p>
+            <w:r>
+              <w:rPr>
+                <w:b/>
+              </w:rPr>
+              <w:t>Итого персонал</w:t>
+            </w:r>
+          </w:p>
+        </w:tc>
+        <w:tc>
+          <w:tcPr/>
+          <w:p>
+            <w:r>
+              <w:rPr>
+                <w:b/>
+              </w:rPr>
+              <w:t>41</w:t>
+            </w:r>
+          </w:p>
+        </w:tc>
+        <w:tc>
+          <w:tcPr/>
+          <w:p/>
+        </w:tc>
+        <w:tc>
+          <w:tcPr/>
+          <w:p>
+            <w:r>
+              <w:rPr>
+                <w:b/>
+              </w:rPr>
+              <w:t>156 500 000</w:t>
+            </w:r>
+          </w:p>
+        </w:tc>
+        <w:tc>
+          <w:tcPr/>
+          <w:p/>
+        </w:tc>
+      </w:tr>
+      <w:tr>
+        <w:tc>
+          <w:tcPr/>
+          <w:p>
+            <w:r>
+              <w:t>ЕСП (единый социальный платёж, 12% от ФОТ)</w:t>
+            </w:r>
+          </w:p>
+        </w:tc>
+        <w:tc>
+          <w:tcPr/>
+          <w:p/>
+        </w:tc>
+        <w:tc>
+          <w:tcPr/>
+          <w:p/>
+        </w:tc>
+        <w:tc>
+          <w:tcPr/>
+          <w:p>
+            <w:r>
+              <w:t>18 780 000</w:t>
+            </w:r>
+          </w:p>
+        </w:tc>
+        <w:tc>
+          <w:tcPr/>
+          <w:p/>
+        </w:tc>
+      </w:tr>
+      <w:tr>
+        <w:tc>
+          <w:tcPr/>
+          <w:p>
+            <w:r>
+              <w:rPr>
+                <w:b/>
+              </w:rPr>
+              <w:t>Итого ФОТ с ЕСП, сум/мес</w:t>
+            </w:r>
+          </w:p>
+        </w:tc>
+        <w:tc>
+          <w:tcPr/>
+          <w:p/>
+        </w:tc>
+        <w:tc>
+          <w:tcPr/>
+          <w:p/>
+        </w:tc>
+        <w:tc>
+          <w:tcPr/>
+          <w:p>
+            <w:r>
+              <w:rPr>
+                <w:b/>
+              </w:rPr>
+              <w:t>175 280 000</w:t>
+            </w:r>
+          </w:p>
+        </w:tc>
+        <w:tc>
+          <w:tcPr/>
+          <w:p/>
+        </w:tc>
+      </w:tr>
+    </w:tbl>
+    <w:p>
+      <w:r>
+        <w:t>[Впишите] Штатное расписание, оклады и организационно-правовая форма вашей компании.</w:t>
       </w:r>
     </w:p>
     <w:p>
       <w:pPr>
         <w:pStyle w:val="Heading2"/>
-        <ck:id v="financial-example"/>
-      </w:pPr>
-      <w:bookmarkStart w:id="9" w:name="financial_example"/>
-      <w:r>
-        <w:t>Пример финансового расчёта</w:t>
-      </w:r>
-      <w:bookmarkEnd w:id="9"/>
-    </w:p>
-    <w:p>
-      <w:r>
-        <w:rPr>
-          <w:rStyle w:val="CkCaption"/>
-          <w:i/>
-        </w:rPr>
-        <w:t>Ниже — полностью посчитанный пример для иллюстративной компании из резюме, на основе рыночных ориентиров 2025-2026 года (аренда, зарплаты, цены на оборудование, налоги, ставки — со ссылкой на источник там, где он известен) и экспертных оценок порядка величины там, где точных данных нет (это отмечено в комментариях). Он показывает логику расчёта и реалистичный масштаб цифр — это не финансовая отчётность и не готовая заявка на кредит. Тот же расчёт с рабочими формулами — в Excel-файле с тем же названием; замените суммы там на данные своего проекта, и всё пересчитается автоматически.</w:t>
-      </w:r>
+        <ck:id v="financing"/>
+      </w:pPr>
+      <w:bookmarkStart w:id="11" w:name="financing"/>
+      <w:r>
+        <w:t>Смета проекта и структура финансирования</w:t>
+      </w:r>
+      <w:bookmarkEnd w:id="11"/>
     </w:p>
     <w:p>
       <w:r>
         <w:rPr>
           <w:b/>
         </w:rPr>
-        <w:t>Стартовые затраты (единоразово)</w:t>
+        <w:t>Смета проекта (стартовые инвестиции)</w:t>
       </w:r>
     </w:p>
     <w:tbl>
@@ -529,7 +1479,7 @@
               <w:rPr>
                 <w:b/>
               </w:rPr>
-              <w:t>Статья</w:t>
+              <w:t>Статья затрат</w:t>
             </w:r>
           </w:p>
         </w:tc>
@@ -551,17 +1501,17 @@
               <w:rPr>
                 <w:b/>
               </w:rPr>
-              <w:t>Комментарий</w:t>
-            </w:r>
-          </w:p>
-        </w:tc>
-      </w:tr>
-      <w:tr>
-        <w:tc>
-          <w:tcPr/>
-          <w:p>
-            <w:r>
-              <w:t>Аренда/ремонт производственного помещения</w:t>
+              <w:t>Тип актива</w:t>
+            </w:r>
+          </w:p>
+        </w:tc>
+      </w:tr>
+      <w:tr>
+        <w:tc>
+          <w:tcPr/>
+          <w:p>
+            <w:r>
+              <w:t>Аренда и ремонт производственного помещения</w:t>
             </w:r>
           </w:p>
         </w:tc>
@@ -577,17 +1527,17 @@
           <w:tcPr/>
           <w:p>
             <w:r>
-              <w:t>оценка: ремонт цеха ~800-1000 м² в Ферганской обл. + депозит; пром. аренда в регионах в 2-3 раза ниже ташкентской</w:t>
-            </w:r>
-          </w:p>
-        </w:tc>
-      </w:tr>
-      <w:tr>
-        <w:tc>
-          <w:tcPr/>
-          <w:p>
-            <w:r>
-              <w:t>Оборудование (станки, швейные/вязальные линии)</w:t>
+              <w:t>Основные средства</w:t>
+            </w:r>
+          </w:p>
+        </w:tc>
+      </w:tr>
+      <w:tr>
+        <w:tc>
+          <w:tcPr/>
+          <w:p>
+            <w:r>
+              <w:t>Швейное и вязальное оборудование</w:t>
             </w:r>
           </w:p>
         </w:tc>
@@ -603,17 +1553,43 @@
           <w:tcPr/>
           <w:p>
             <w:r>
-              <w:t>оценка: ~45 промышленных швейных машин (~6 млн сум/шт с доставкой) + 2-3 кругловязальные машины + раскройное/утюжильное оборудование</w:t>
-            </w:r>
-          </w:p>
-        </w:tc>
-      </w:tr>
-      <w:tr>
-        <w:tc>
-          <w:tcPr/>
-          <w:p>
-            <w:r>
-              <w:t>Сырьё на первую партию</w:t>
+              <w:t>Основные средства</w:t>
+            </w:r>
+          </w:p>
+        </w:tc>
+      </w:tr>
+      <w:tr>
+        <w:tc>
+          <w:tcPr/>
+          <w:p>
+            <w:r>
+              <w:t>Пусконаладка и обучение персонала</w:t>
+            </w:r>
+          </w:p>
+        </w:tc>
+        <w:tc>
+          <w:tcPr/>
+          <w:p>
+            <w:r>
+              <w:t>15 000 000</w:t>
+            </w:r>
+          </w:p>
+        </w:tc>
+        <w:tc>
+          <w:tcPr/>
+          <w:p>
+            <w:r>
+              <w:t>Основные средства</w:t>
+            </w:r>
+          </w:p>
+        </w:tc>
+      </w:tr>
+      <w:tr>
+        <w:tc>
+          <w:tcPr/>
+          <w:p>
+            <w:r>
+              <w:t>Сырьё на первую партию (пряжа)</w:t>
             </w:r>
           </w:p>
         </w:tc>
@@ -629,7 +1605,59 @@
           <w:tcPr/>
           <w:p>
             <w:r>
-              <w:t>оценка: запас пряжи на ~1 мес. производства при доле сырья ~42% в себестоимости</w:t>
+              <w:t>Оборотные средства</w:t>
+            </w:r>
+          </w:p>
+        </w:tc>
+      </w:tr>
+      <w:tr>
+        <w:tc>
+          <w:tcPr/>
+          <w:p>
+            <w:r>
+              <w:t>Финансирование дебиторской задолженности и запасов на период выхода на мощность</w:t>
+            </w:r>
+          </w:p>
+        </w:tc>
+        <w:tc>
+          <w:tcPr/>
+          <w:p>
+            <w:r>
+              <w:t>600 000 000</w:t>
+            </w:r>
+          </w:p>
+        </w:tc>
+        <w:tc>
+          <w:tcPr/>
+          <w:p>
+            <w:r>
+              <w:t>Оборотные средства</w:t>
+            </w:r>
+          </w:p>
+        </w:tc>
+      </w:tr>
+      <w:tr>
+        <w:tc>
+          <w:tcPr/>
+          <w:p>
+            <w:r>
+              <w:t>Спецодежда и охрана труда</w:t>
+            </w:r>
+          </w:p>
+        </w:tc>
+        <w:tc>
+          <w:tcPr/>
+          <w:p>
+            <w:r>
+              <w:t>17 000 000</w:t>
+            </w:r>
+          </w:p>
+        </w:tc>
+        <w:tc>
+          <w:tcPr/>
+          <w:p>
+            <w:r>
+              <w:t>Оборотные средства</w:t>
             </w:r>
           </w:p>
         </w:tc>
@@ -655,109 +1683,28 @@
           <w:tcPr/>
           <w:p>
             <w:r>
-              <w:t>оценка: госпошлины за регистрацию ООО, разрешения СЭС и пожарного надзора</w:t>
-            </w:r>
-          </w:p>
-        </w:tc>
-      </w:tr>
-      <w:tr>
-        <w:tc>
-          <w:tcPr/>
-          <w:p>
-            <w:r>
-              <w:t>Спецодежда и охрана труда</w:t>
-            </w:r>
-          </w:p>
-        </w:tc>
-        <w:tc>
-          <w:tcPr/>
-          <w:p>
-            <w:r>
-              <w:t>17 000 000</w:t>
-            </w:r>
-          </w:p>
-        </w:tc>
-        <w:tc>
-          <w:tcPr/>
-          <w:p>
-            <w:r>
-              <w:t>оценка: комплекты на 40+ работников (~300 тыс. сум/компл.) + средства охраны труда</w:t>
-            </w:r>
-          </w:p>
-        </w:tc>
-      </w:tr>
-      <w:tr>
-        <w:tc>
-          <w:tcPr/>
-          <w:p>
-            <w:r>
-              <w:t>Пусконаладка и обучение персонала работе на оборудовании</w:t>
-            </w:r>
-          </w:p>
-        </w:tc>
-        <w:tc>
-          <w:tcPr/>
-          <w:p>
-            <w:r>
-              <w:t>15 000 000</w:t>
-            </w:r>
-          </w:p>
-        </w:tc>
-        <w:tc>
-          <w:tcPr/>
-          <w:p>
-            <w:r>
-              <w:t>оценка: шеф-монтаж линий поставщиком и обучение персонала</w:t>
-            </w:r>
-          </w:p>
-        </w:tc>
-      </w:tr>
-      <w:tr>
-        <w:tc>
-          <w:tcPr/>
-          <w:p>
-            <w:r>
-              <w:t>Оборотный капитал на первые 1-2 месяца</w:t>
-            </w:r>
-          </w:p>
-        </w:tc>
-        <w:tc>
-          <w:tcPr/>
-          <w:p>
-            <w:r>
-              <w:t>120 000 000</w:t>
-            </w:r>
-          </w:p>
-        </w:tc>
-        <w:tc>
-          <w:tcPr/>
-          <w:p>
-            <w:r>
-              <w:t>оценка: ФОТ, аренда и текущие расходы до первых оплат от покупателей</w:t>
-            </w:r>
-          </w:p>
-        </w:tc>
-      </w:tr>
-      <w:tr>
-        <w:tc>
-          <w:tcPr/>
-          <w:p>
-            <w:r>
-              <w:rPr>
-                <w:b/>
-              </w:rPr>
-              <w:t>Итого стартовые затраты</w:t>
-            </w:r>
-          </w:p>
-        </w:tc>
-        <w:tc>
-          <w:tcPr/>
-          <w:p>
-            <w:r>
-              <w:rPr>
-                <w:b/>
-              </w:rPr>
-              <w:t>847 000 000</w:t>
+              <w:t>Оборотные средства</w:t>
+            </w:r>
+          </w:p>
+        </w:tc>
+      </w:tr>
+      <w:tr>
+        <w:tc>
+          <w:tcPr/>
+          <w:p>
+            <w:r>
+              <w:t>Итого основные средства</w:t>
+            </w:r>
+          </w:p>
+        </w:tc>
+        <w:tc>
+          <w:tcPr/>
+          <w:p>
+            <w:r>
+              <w:rPr>
+                <w:b/>
+              </w:rPr>
+              <w:t>545 000 000</w:t>
             </w:r>
           </w:p>
         </w:tc>
@@ -766,13 +1713,75 @@
           <w:p/>
         </w:tc>
       </w:tr>
+      <w:tr>
+        <w:tc>
+          <w:tcPr/>
+          <w:p>
+            <w:r>
+              <w:t>Итого оборотные средства</w:t>
+            </w:r>
+          </w:p>
+        </w:tc>
+        <w:tc>
+          <w:tcPr/>
+          <w:p>
+            <w:r>
+              <w:rPr>
+                <w:b/>
+              </w:rPr>
+              <w:t>782 000 000</w:t>
+            </w:r>
+          </w:p>
+        </w:tc>
+        <w:tc>
+          <w:tcPr/>
+          <w:p/>
+        </w:tc>
+      </w:tr>
+      <w:tr>
+        <w:tc>
+          <w:tcPr/>
+          <w:p>
+            <w:r>
+              <w:rPr>
+                <w:b/>
+              </w:rPr>
+              <w:t>ИТОГО СМЕТА ПРОЕКТА</w:t>
+            </w:r>
+          </w:p>
+        </w:tc>
+        <w:tc>
+          <w:tcPr/>
+          <w:p>
+            <w:r>
+              <w:rPr>
+                <w:b/>
+              </w:rPr>
+              <w:t>1 327 000 000</w:t>
+            </w:r>
+          </w:p>
+        </w:tc>
+        <w:tc>
+          <w:tcPr/>
+          <w:p/>
+        </w:tc>
+      </w:tr>
     </w:tbl>
+    <w:p>
+      <w:r>
+        <w:rPr>
+          <w:rStyle w:val="CkCaption"/>
+          <w:i/>
+        </w:rPr>
+        <w:t>Оборотные средства в этой версии сметы значительно больше, чем в упрощённом примере той же отрасли на MoliyaHub — потому что здесь они рассчитаны из детальной модели рабочего капитала (лист «Рабочий капитал» в Excel: оборачиваемость дебиторской задолженности 20 дней, запасов сырья 25 дней, готовой продукции 15 дней), а не оценены на глаз. Это — типичная находка при переходе от упрощённой прикидки к полному банковскому ТЭО: финансово-ёмкие статьи вроде дебиторской задолженности и запасов легко недооценить.</w:t>
+      </w:r>
+    </w:p>
     <w:p>
       <w:r>
         <w:rPr>
           <w:b/>
         </w:rPr>
-        <w:t>Ежемесячная выручка</w:t>
+        <w:t>Структура финансирования</w:t>
       </w:r>
     </w:p>
     <w:tbl>
@@ -798,7 +1807,7 @@
               <w:rPr>
                 <w:b/>
               </w:rPr>
-              <w:t>Статья</w:t>
+              <w:t>Источник</w:t>
             </w:r>
           </w:p>
         </w:tc>
@@ -820,141 +1829,96 @@
               <w:rPr>
                 <w:b/>
               </w:rPr>
-              <w:t>Комментарий</w:t>
-            </w:r>
-          </w:p>
-        </w:tc>
-      </w:tr>
-      <w:tr>
-        <w:tc>
-          <w:tcPr/>
-          <w:p>
-            <w:r>
-              <w:t>Оптовые продажи</w:t>
-            </w:r>
-          </w:p>
-        </w:tc>
-        <w:tc>
-          <w:tcPr/>
-          <w:p>
-            <w:r>
-              <w:t>171 500 000</w:t>
-            </w:r>
-          </w:p>
-        </w:tc>
-        <w:tc>
-          <w:tcPr/>
-          <w:p>
-            <w:r>
-              <w:t>35% от выручки — оценка структуры сбыта на внутреннем рынке</w:t>
-            </w:r>
-          </w:p>
-        </w:tc>
-      </w:tr>
-      <w:tr>
-        <w:tc>
-          <w:tcPr/>
-          <w:p>
-            <w:r>
-              <w:t>Розничные продажи / маркетплейсы</w:t>
-            </w:r>
-          </w:p>
-        </w:tc>
-        <w:tc>
-          <w:tcPr/>
-          <w:p>
-            <w:r>
-              <w:t>49 000 000</w:t>
-            </w:r>
-          </w:p>
-        </w:tc>
-        <w:tc>
-          <w:tcPr/>
-          <w:p>
-            <w:r>
-              <w:t>10% от выручки — оценка доли прямых продаж (Uzum Market и аналоги)</w:t>
-            </w:r>
-          </w:p>
-        </w:tc>
-      </w:tr>
-      <w:tr>
-        <w:tc>
-          <w:tcPr/>
-          <w:p>
-            <w:r>
-              <w:t>Экспортные поставки</w:t>
-            </w:r>
-          </w:p>
-        </w:tc>
-        <w:tc>
-          <w:tcPr/>
-          <w:p>
-            <w:r>
-              <w:t>220 500 000</w:t>
-            </w:r>
-          </w:p>
-        </w:tc>
-        <w:tc>
-          <w:tcPr/>
-          <w:p>
-            <w:r>
-              <w:t>45% от выручки — экспорт в Казахстан и Россию облагается НДС по ставке 0%</w:t>
-            </w:r>
-          </w:p>
-        </w:tc>
-      </w:tr>
-      <w:tr>
-        <w:tc>
-          <w:tcPr/>
-          <w:p>
-            <w:r>
-              <w:t>Услуги давальческой переработки (толлинг)</w:t>
-            </w:r>
-          </w:p>
-        </w:tc>
-        <w:tc>
-          <w:tcPr/>
-          <w:p>
-            <w:r>
-              <w:t>49 000 000</w:t>
-            </w:r>
-          </w:p>
-        </w:tc>
-        <w:tc>
-          <w:tcPr/>
-          <w:p>
-            <w:r>
-              <w:t>10% от выручки — толлинговые заказы, распространённая практика в текстильном кластере Ферганской обл.</w:t>
-            </w:r>
-          </w:p>
-        </w:tc>
-      </w:tr>
-      <w:tr>
-        <w:tc>
-          <w:tcPr/>
-          <w:p>
-            <w:r>
-              <w:rPr>
-                <w:b/>
-              </w:rPr>
-              <w:t>Итого выручка/мес</w:t>
-            </w:r>
-          </w:p>
-        </w:tc>
-        <w:tc>
-          <w:tcPr/>
-          <w:p>
-            <w:r>
-              <w:rPr>
-                <w:b/>
-              </w:rPr>
-              <w:t>490 000 000</w:t>
-            </w:r>
-          </w:p>
-        </w:tc>
-        <w:tc>
-          <w:tcPr/>
-          <w:p/>
+              <w:t>Доля, %</w:t>
+            </w:r>
+          </w:p>
+        </w:tc>
+      </w:tr>
+      <w:tr>
+        <w:tc>
+          <w:tcPr/>
+          <w:p>
+            <w:r>
+              <w:t>Банковский кредит</w:t>
+            </w:r>
+          </w:p>
+        </w:tc>
+        <w:tc>
+          <w:tcPr/>
+          <w:p>
+            <w:r>
+              <w:t>550 000 000</w:t>
+            </w:r>
+          </w:p>
+        </w:tc>
+        <w:tc>
+          <w:tcPr/>
+          <w:p>
+            <w:r>
+              <w:t>41,0%</w:t>
+            </w:r>
+          </w:p>
+        </w:tc>
+      </w:tr>
+      <w:tr>
+        <w:tc>
+          <w:tcPr/>
+          <w:p>
+            <w:r>
+              <w:t>Собственный капитал инициатора</w:t>
+            </w:r>
+          </w:p>
+        </w:tc>
+        <w:tc>
+          <w:tcPr/>
+          <w:p>
+            <w:r>
+              <w:t>792 750 000</w:t>
+            </w:r>
+          </w:p>
+        </w:tc>
+        <w:tc>
+          <w:tcPr/>
+          <w:p>
+            <w:r>
+              <w:t>59,0%</w:t>
+            </w:r>
+          </w:p>
+        </w:tc>
+      </w:tr>
+      <w:tr>
+        <w:tc>
+          <w:tcPr/>
+          <w:p>
+            <w:r>
+              <w:rPr>
+                <w:b/>
+              </w:rPr>
+              <w:t>ИТОГО ПОТРЕБНОСТЬ В ФИНАНСИРОВАНИИ</w:t>
+            </w:r>
+          </w:p>
+        </w:tc>
+        <w:tc>
+          <w:tcPr/>
+          <w:p>
+            <w:r>
+              <w:rPr>
+                <w:b/>
+              </w:rPr>
+              <w:t>1 342 750 000</w:t>
+            </w:r>
+          </w:p>
+        </w:tc>
+        <w:tc>
+          <w:tcPr/>
+          <w:p>
+            <w:r>
+              <w:rPr>
+                <w:b/>
+              </w:rPr>
+              <w:t>100%</w:t>
+            </w:r>
+          </w:p>
         </w:tc>
       </w:tr>
     </w:tbl>
@@ -963,7 +1927,187 @@
         <w:rPr>
           <w:b/>
         </w:rPr>
-        <w:t>Ежемесячные операционные расходы</w:t>
+        <w:t>Условия кредита</w:t>
+      </w:r>
+    </w:p>
+    <w:tbl>
+      <w:tblPr>
+        <w:tblStyle w:val="CkTable"/>
+        <w:tblW w:w="0" w:type="auto"/>
+        <w:tblLayout w:type="autofit"/>
+        <w:tblLook w:firstRow="1" w:lastRow="0" w:firstColumn="0" w:lastColumn="0" w:noHBand="0" w:noVBand="1"/>
+      </w:tblPr>
+      <w:tblGrid>
+        <w:gridCol/>
+        <w:gridCol/>
+      </w:tblGrid>
+      <w:tr>
+        <w:trPr>
+          <w:tblHeader/>
+        </w:trPr>
+        <w:tc>
+          <w:tcPr/>
+          <w:p>
+            <w:r>
+              <w:rPr>
+                <w:b/>
+              </w:rPr>
+              <w:t>Параметр</w:t>
+            </w:r>
+          </w:p>
+        </w:tc>
+        <w:tc>
+          <w:tcPr/>
+          <w:p>
+            <w:r>
+              <w:rPr>
+                <w:b/>
+              </w:rPr>
+              <w:t>Значение</w:t>
+            </w:r>
+          </w:p>
+        </w:tc>
+      </w:tr>
+      <w:tr>
+        <w:tc>
+          <w:tcPr/>
+          <w:p>
+            <w:r>
+              <w:t>Сумма кредита</w:t>
+            </w:r>
+          </w:p>
+        </w:tc>
+        <w:tc>
+          <w:tcPr/>
+          <w:p>
+            <w:r>
+              <w:t>550 000 000 сум</w:t>
+            </w:r>
+          </w:p>
+        </w:tc>
+      </w:tr>
+      <w:tr>
+        <w:tc>
+          <w:tcPr/>
+          <w:p>
+            <w:r>
+              <w:t>Срок</w:t>
+            </w:r>
+          </w:p>
+        </w:tc>
+        <w:tc>
+          <w:tcPr/>
+          <w:p>
+            <w:r>
+              <w:t>24 месяца</w:t>
+            </w:r>
+          </w:p>
+        </w:tc>
+      </w:tr>
+      <w:tr>
+        <w:tc>
+          <w:tcPr/>
+          <w:p>
+            <w:r>
+              <w:t>Процентная ставка</w:t>
+            </w:r>
+          </w:p>
+        </w:tc>
+        <w:tc>
+          <w:tcPr/>
+          <w:p>
+            <w:r>
+              <w:t>22% годовых</w:t>
+            </w:r>
+          </w:p>
+        </w:tc>
+      </w:tr>
+      <w:tr>
+        <w:tc>
+          <w:tcPr/>
+          <w:p>
+            <w:r>
+              <w:t>Льготный период (уплата только процентов)</w:t>
+            </w:r>
+          </w:p>
+        </w:tc>
+        <w:tc>
+          <w:tcPr/>
+          <w:p>
+            <w:r>
+              <w:t>3 месяца</w:t>
+            </w:r>
+          </w:p>
+        </w:tc>
+      </w:tr>
+      <w:tr>
+        <w:tc>
+          <w:tcPr/>
+          <w:p>
+            <w:r>
+              <w:t>Порядок погашения основного долга</w:t>
+            </w:r>
+          </w:p>
+        </w:tc>
+        <w:tc>
+          <w:tcPr/>
+          <w:p>
+            <w:r>
+              <w:t>равными долями после льготного периода</w:t>
+            </w:r>
+          </w:p>
+        </w:tc>
+      </w:tr>
+      <w:tr>
+        <w:tc>
+          <w:tcPr/>
+          <w:p>
+            <w:r>
+              <w:t>Разовые сборы (комиссия банка 1,5%, нотариальное оформление залога, страхование залога 1%)</w:t>
+            </w:r>
+          </w:p>
+        </w:tc>
+        <w:tc>
+          <w:tcPr/>
+          <w:p>
+            <w:r>
+              <w:t>15 750 000 сум</w:t>
+            </w:r>
+          </w:p>
+        </w:tc>
+      </w:tr>
+    </w:tbl>
+    <w:p>
+      <w:r>
+        <w:t>[Впишите] Замените суммы, условия кредита и долю собственного капитала на данные вашего проекта — банк оценивает прежде всего долю собственного участия заёмщика и достаточность залогового обеспечения.</w:t>
+      </w:r>
+    </w:p>
+    <w:p>
+      <w:pPr>
+        <w:pStyle w:val="Heading2"/>
+        <ck:id v="financial-plan"/>
+      </w:pPr>
+      <w:bookmarkStart w:id="12" w:name="financial_plan"/>
+      <w:r>
+        <w:t>Финансовый план</w:t>
+      </w:r>
+      <w:bookmarkEnd w:id="12"/>
+    </w:p>
+    <w:p>
+      <w:r>
+        <w:rPr>
+          <w:rStyle w:val="CkCaption"/>
+          <w:i/>
+        </w:rPr>
+        <w:t>Показатели ниже рассчитаны в приложенном Excel-файле по формулам и приведены здесь для удобства чтения; при изменении исходных данных в Excel все цифры пересчитаются автоматически.</w:t>
+      </w:r>
+    </w:p>
+    <w:p>
+      <w:r>
+        <w:rPr>
+          <w:b/>
+        </w:rPr>
+        <w:t>Выручка при выходе на проектную мощность (сум/мес)</w:t>
       </w:r>
     </w:p>
     <w:tbl>
@@ -989,91 +2133,237 @@
               <w:rPr>
                 <w:b/>
               </w:rPr>
-              <w:t>Статья</w:t>
-            </w:r>
-          </w:p>
-        </w:tc>
-        <w:tc>
-          <w:tcPr/>
-          <w:p>
-            <w:r>
-              <w:rPr>
-                <w:b/>
-              </w:rPr>
-              <w:t>Сумма, сум</w:t>
-            </w:r>
-          </w:p>
-        </w:tc>
-        <w:tc>
-          <w:tcPr/>
-          <w:p>
-            <w:r>
-              <w:rPr>
-                <w:b/>
-              </w:rPr>
-              <w:t>Комментарий</w:t>
-            </w:r>
-          </w:p>
-        </w:tc>
-      </w:tr>
-      <w:tr>
-        <w:tc>
-          <w:tcPr/>
-          <w:p>
-            <w:r>
-              <w:t>Аренда помещения</w:t>
-            </w:r>
-          </w:p>
-        </w:tc>
-        <w:tc>
-          <w:tcPr/>
-          <w:p>
-            <w:r>
-              <w:t>16 000 000</w:t>
-            </w:r>
-          </w:p>
-        </w:tc>
-        <w:tc>
-          <w:tcPr/>
-          <w:p>
-            <w:r>
-              <w:t>оценка: ~800 м² по ~20 тыс. сум/м²/мес — ориентир для промышленной недвижимости в регионе</w:t>
-            </w:r>
-          </w:p>
-        </w:tc>
-      </w:tr>
-      <w:tr>
-        <w:tc>
-          <w:tcPr/>
-          <w:p>
-            <w:r>
-              <w:t>ФОТ производственного персонала</w:t>
-            </w:r>
-          </w:p>
-        </w:tc>
-        <w:tc>
-          <w:tcPr/>
-          <w:p>
-            <w:r>
-              <w:t>156 500 000</w:t>
-            </w:r>
-          </w:p>
-        </w:tc>
-        <w:tc>
-          <w:tcPr/>
-          <w:p>
-            <w:r>
-              <w:t>40 швей + технолог + 2 мастера + директор + бухгалтер на аутсорсе; ориентир — средняя зарплата по Ферганской обл. ~4,73 млн сум/мес</w:t>
-            </w:r>
-          </w:p>
-        </w:tc>
-      </w:tr>
-      <w:tr>
-        <w:tc>
-          <w:tcPr/>
-          <w:p>
-            <w:r>
-              <w:t>Сырьё и материалы</w:t>
+              <w:t>Канал сбыта</w:t>
+            </w:r>
+          </w:p>
+        </w:tc>
+        <w:tc>
+          <w:tcPr/>
+          <w:p>
+            <w:r>
+              <w:rPr>
+                <w:b/>
+              </w:rPr>
+              <w:t>Доля</w:t>
+            </w:r>
+          </w:p>
+        </w:tc>
+        <w:tc>
+          <w:tcPr/>
+          <w:p>
+            <w:r>
+              <w:rPr>
+                <w:b/>
+              </w:rPr>
+              <w:t>Сумма, сум/мес</w:t>
+            </w:r>
+          </w:p>
+        </w:tc>
+      </w:tr>
+      <w:tr>
+        <w:tc>
+          <w:tcPr/>
+          <w:p>
+            <w:r>
+              <w:t>Оптовые продажи (внутренний рынок)</w:t>
+            </w:r>
+          </w:p>
+        </w:tc>
+        <w:tc>
+          <w:tcPr/>
+          <w:p>
+            <w:r>
+              <w:t>35%</w:t>
+            </w:r>
+          </w:p>
+        </w:tc>
+        <w:tc>
+          <w:tcPr/>
+          <w:p>
+            <w:r>
+              <w:t>171 500 000</w:t>
+            </w:r>
+          </w:p>
+        </w:tc>
+      </w:tr>
+      <w:tr>
+        <w:tc>
+          <w:tcPr/>
+          <w:p>
+            <w:r>
+              <w:t>Розничные продажи / маркетплейсы</w:t>
+            </w:r>
+          </w:p>
+        </w:tc>
+        <w:tc>
+          <w:tcPr/>
+          <w:p>
+            <w:r>
+              <w:t>10%</w:t>
+            </w:r>
+          </w:p>
+        </w:tc>
+        <w:tc>
+          <w:tcPr/>
+          <w:p>
+            <w:r>
+              <w:t>49 000 000</w:t>
+            </w:r>
+          </w:p>
+        </w:tc>
+      </w:tr>
+      <w:tr>
+        <w:tc>
+          <w:tcPr/>
+          <w:p>
+            <w:r>
+              <w:t>Экспортные поставки (Казахстан, Россия)</w:t>
+            </w:r>
+          </w:p>
+        </w:tc>
+        <w:tc>
+          <w:tcPr/>
+          <w:p>
+            <w:r>
+              <w:t>45%</w:t>
+            </w:r>
+          </w:p>
+        </w:tc>
+        <w:tc>
+          <w:tcPr/>
+          <w:p>
+            <w:r>
+              <w:t>220 500 000</w:t>
+            </w:r>
+          </w:p>
+        </w:tc>
+      </w:tr>
+      <w:tr>
+        <w:tc>
+          <w:tcPr/>
+          <w:p>
+            <w:r>
+              <w:t>Услуги давальческой переработки (толлинг)</w:t>
+            </w:r>
+          </w:p>
+        </w:tc>
+        <w:tc>
+          <w:tcPr/>
+          <w:p>
+            <w:r>
+              <w:t>10%</w:t>
+            </w:r>
+          </w:p>
+        </w:tc>
+        <w:tc>
+          <w:tcPr/>
+          <w:p>
+            <w:r>
+              <w:t>49 000 000</w:t>
+            </w:r>
+          </w:p>
+        </w:tc>
+      </w:tr>
+      <w:tr>
+        <w:tc>
+          <w:tcPr/>
+          <w:p>
+            <w:r>
+              <w:rPr>
+                <w:b/>
+              </w:rPr>
+              <w:t>ИТОГО ВЫРУЧКА ПРИ ПОЛНОЙ МОЩНОСТИ</w:t>
+            </w:r>
+          </w:p>
+        </w:tc>
+        <w:tc>
+          <w:tcPr/>
+          <w:p>
+            <w:r>
+              <w:rPr>
+                <w:b/>
+              </w:rPr>
+              <w:t>100%</w:t>
+            </w:r>
+          </w:p>
+        </w:tc>
+        <w:tc>
+          <w:tcPr/>
+          <w:p>
+            <w:r>
+              <w:rPr>
+                <w:b/>
+              </w:rPr>
+              <w:t>490 000 000</w:t>
+            </w:r>
+          </w:p>
+        </w:tc>
+      </w:tr>
+    </w:tbl>
+    <w:p>
+      <w:r>
+        <w:rPr>
+          <w:b/>
+        </w:rPr>
+        <w:t>Затраты при выходе на проектную мощность (сум/мес)</w:t>
+      </w:r>
+    </w:p>
+    <w:tbl>
+      <w:tblPr>
+        <w:tblStyle w:val="CkTable"/>
+        <w:tblW w:w="0" w:type="auto"/>
+        <w:tblLayout w:type="autofit"/>
+        <w:tblLook w:firstRow="1" w:lastRow="0" w:firstColumn="0" w:lastColumn="0" w:noHBand="0" w:noVBand="1"/>
+      </w:tblPr>
+      <w:tblGrid>
+        <w:gridCol/>
+        <w:gridCol/>
+        <w:gridCol/>
+      </w:tblGrid>
+      <w:tr>
+        <w:trPr>
+          <w:tblHeader/>
+        </w:trPr>
+        <w:tc>
+          <w:tcPr/>
+          <w:p>
+            <w:r>
+              <w:rPr>
+                <w:b/>
+              </w:rPr>
+              <w:t>Статья затрат</w:t>
+            </w:r>
+          </w:p>
+        </w:tc>
+        <w:tc>
+          <w:tcPr/>
+          <w:p>
+            <w:r>
+              <w:rPr>
+                <w:b/>
+              </w:rPr>
+              <w:t>Сумма, сум/мес</w:t>
+            </w:r>
+          </w:p>
+        </w:tc>
+        <w:tc>
+          <w:tcPr/>
+          <w:p>
+            <w:r>
+              <w:rPr>
+                <w:b/>
+              </w:rPr>
+              <w:t>Доля постоянных</w:t>
+            </w:r>
+          </w:p>
+        </w:tc>
+      </w:tr>
+      <w:tr>
+        <w:tc>
+          <w:tcPr/>
+          <w:p>
+            <w:r>
+              <w:t>Сырьё (пряжа)</w:t>
             </w:r>
           </w:p>
         </w:tc>
@@ -1089,17 +2379,121 @@
           <w:tcPr/>
           <w:p>
             <w:r>
-              <w:t>~42% от выручки — типовая доля материальных затрат в себестоимости трикотажного производства</w:t>
-            </w:r>
-          </w:p>
-        </w:tc>
-      </w:tr>
-      <w:tr>
-        <w:tc>
-          <w:tcPr/>
-          <w:p>
-            <w:r>
-              <w:t>Электроэнергия и коммунальные услуги</w:t>
+              <w:t>0%</w:t>
+            </w:r>
+          </w:p>
+        </w:tc>
+      </w:tr>
+      <w:tr>
+        <w:tc>
+          <w:tcPr/>
+          <w:p>
+            <w:r>
+              <w:t>Коммунальные услуги</w:t>
+            </w:r>
+          </w:p>
+        </w:tc>
+        <w:tc>
+          <w:tcPr/>
+          <w:p>
+            <w:r>
+              <w:t>16 600 000</w:t>
+            </w:r>
+          </w:p>
+        </w:tc>
+        <w:tc>
+          <w:tcPr/>
+          <w:p>
+            <w:r>
+              <w:t>30%</w:t>
+            </w:r>
+          </w:p>
+        </w:tc>
+      </w:tr>
+      <w:tr>
+        <w:tc>
+          <w:tcPr/>
+          <w:p>
+            <w:r>
+              <w:t>ФОТ и ЕСП производственный</w:t>
+            </w:r>
+          </w:p>
+        </w:tc>
+        <w:tc>
+          <w:tcPr/>
+          <w:p>
+            <w:r>
+              <w:t>158 480 000</w:t>
+            </w:r>
+          </w:p>
+        </w:tc>
+        <w:tc>
+          <w:tcPr/>
+          <w:p>
+            <w:r>
+              <w:t>100%</w:t>
+            </w:r>
+          </w:p>
+        </w:tc>
+      </w:tr>
+      <w:tr>
+        <w:tc>
+          <w:tcPr/>
+          <w:p>
+            <w:r>
+              <w:t>ФОТ и ЕСП административный</w:t>
+            </w:r>
+          </w:p>
+        </w:tc>
+        <w:tc>
+          <w:tcPr/>
+          <w:p>
+            <w:r>
+              <w:t>16 800 000</w:t>
+            </w:r>
+          </w:p>
+        </w:tc>
+        <w:tc>
+          <w:tcPr/>
+          <w:p>
+            <w:r>
+              <w:t>100%</w:t>
+            </w:r>
+          </w:p>
+        </w:tc>
+      </w:tr>
+      <w:tr>
+        <w:tc>
+          <w:tcPr/>
+          <w:p>
+            <w:r>
+              <w:t>Амортизация</w:t>
+            </w:r>
+          </w:p>
+        </w:tc>
+        <w:tc>
+          <w:tcPr/>
+          <w:p>
+            <w:r>
+              <w:t>5 541 667</w:t>
+            </w:r>
+          </w:p>
+        </w:tc>
+        <w:tc>
+          <w:tcPr/>
+          <w:p>
+            <w:r>
+              <w:t>100%</w:t>
+            </w:r>
+          </w:p>
+        </w:tc>
+      </w:tr>
+      <w:tr>
+        <w:tc>
+          <w:tcPr/>
+          <w:p>
+            <w:r>
+              <w:t>Прочие общехозяйственные расходы</w:t>
             </w:r>
           </w:p>
         </w:tc>
@@ -1115,135 +2509,31 @@
           <w:tcPr/>
           <w:p>
             <w:r>
-              <w:t>оценка для цеха с ~40 швейными машинами и вязальными линиями</w:t>
-            </w:r>
-          </w:p>
-        </w:tc>
-      </w:tr>
-      <w:tr>
-        <w:tc>
-          <w:tcPr/>
-          <w:p>
-            <w:r>
-              <w:t>Логистика и упаковка</w:t>
-            </w:r>
-          </w:p>
-        </w:tc>
-        <w:tc>
-          <w:tcPr/>
-          <w:p>
-            <w:r>
-              <w:t>14 700 000</w:t>
-            </w:r>
-          </w:p>
-        </w:tc>
-        <w:tc>
-          <w:tcPr/>
-          <w:p>
-            <w:r>
-              <w:t>~3% от выручки — упаковка и транспортировка, включая экспорт в РФ/КЗ</w:t>
-            </w:r>
-          </w:p>
-        </w:tc>
-      </w:tr>
-      <w:tr>
-        <w:tc>
-          <w:tcPr/>
-          <w:p>
-            <w:r>
-              <w:t>Сертификация и лабораторные испытания продукции</w:t>
-            </w:r>
-          </w:p>
-        </w:tc>
-        <w:tc>
-          <w:tcPr/>
-          <w:p>
-            <w:r>
-              <w:t>3 000 000</w:t>
-            </w:r>
-          </w:p>
-        </w:tc>
-        <w:tc>
-          <w:tcPr/>
-          <w:p>
-            <w:r>
-              <w:t>оценка: усреднённые ежемесячные расходы на сертификаты соответствия</w:t>
-            </w:r>
-          </w:p>
-        </w:tc>
-      </w:tr>
-      <w:tr>
-        <w:tc>
-          <w:tcPr/>
-          <w:p>
-            <w:r>
-              <w:t>Налоги</w:t>
-            </w:r>
-          </w:p>
-        </w:tc>
-        <w:tc>
-          <w:tcPr/>
-          <w:p>
-            <w:r>
-              <w:t>28 000 000</w:t>
-            </w:r>
-          </w:p>
-        </w:tc>
-        <w:tc>
-          <w:tcPr/>
-          <w:p>
-            <w:r>
-              <w:t>соц. налог 12% от ФОТ (2026 г.) + оценка налога на прибыль 15% + имущественный/земельный налог</w:t>
-            </w:r>
-          </w:p>
-        </w:tc>
-      </w:tr>
-      <w:tr>
-        <w:tc>
-          <w:tcPr/>
-          <w:p>
-            <w:r>
-              <w:t>Маркетинг и продвижение</w:t>
-            </w:r>
-          </w:p>
-        </w:tc>
-        <w:tc>
-          <w:tcPr/>
-          <w:p>
-            <w:r>
-              <w:t>5 000 000</w:t>
-            </w:r>
-          </w:p>
-        </w:tc>
-        <w:tc>
-          <w:tcPr/>
-          <w:p>
-            <w:r>
-              <w:t>оценка: продвижение на маркетплейсах и поиск оптовых/экспортных партнёров</w:t>
-            </w:r>
-          </w:p>
-        </w:tc>
-      </w:tr>
-      <w:tr>
-        <w:tc>
-          <w:tcPr/>
-          <w:p>
-            <w:r>
-              <w:rPr>
-                <w:b/>
-              </w:rPr>
-              <w:t>Итого расходы/мес</w:t>
-            </w:r>
-          </w:p>
-        </w:tc>
-        <w:tc>
-          <w:tcPr/>
-          <w:p>
-            <w:r>
-              <w:rPr>
-                <w:b/>
-              </w:rPr>
-              <w:t>444 000 000</w:t>
+              <w:t>100%</w:t>
+            </w:r>
+          </w:p>
+        </w:tc>
+      </w:tr>
+      <w:tr>
+        <w:tc>
+          <w:tcPr/>
+          <w:p>
+            <w:r>
+              <w:rPr>
+                <w:b/>
+              </w:rPr>
+              <w:t>ИТОГО ЗАТРАТЫ ПРИ ПОЛНОЙ МОЩНОСТИ</w:t>
+            </w:r>
+          </w:p>
+        </w:tc>
+        <w:tc>
+          <w:tcPr/>
+          <w:p>
+            <w:r>
+              <w:rPr>
+                <w:b/>
+              </w:rPr>
+              <w:t>418 221 667</w:t>
             </w:r>
           </w:p>
         </w:tc>
@@ -1253,6 +2543,793 @@
         </w:tc>
       </w:tr>
     </w:tbl>
+    <w:p>
+      <w:r>
+        <w:rPr>
+          <w:b/>
+        </w:rPr>
+        <w:t>Выход на мощность в Году 1</w:t>
+      </w:r>
+      <w:r>
+        <w:t xml:space="preserve"> — проект не стартует сразу со 100% загрузки: в модели заложен постепенный выход на проектную мощность за 6 месяцев (50% → 65% → 78% → 88% → 95% → 100%), что реалистичнее для нового оборудования и набора персонала и напрямую влияет на потребность в оборотном капитале и денежный поток первых месяцев (см. лист «План продаж» в Excel).</w:t>
+      </w:r>
+    </w:p>
+    <w:p>
+      <w:r>
+        <w:rPr>
+          <w:b/>
+        </w:rPr>
+        <w:t>Ключевые показатели по месяцам Года 1, сум</w:t>
+      </w:r>
+    </w:p>
+    <w:tbl>
+      <w:tblPr>
+        <w:tblStyle w:val="CkTable"/>
+        <w:tblW w:w="0" w:type="auto"/>
+        <w:tblLayout w:type="autofit"/>
+        <w:tblLook w:firstRow="1" w:lastRow="0" w:firstColumn="0" w:lastColumn="0" w:noHBand="0" w:noVBand="1"/>
+      </w:tblPr>
+      <w:tblGrid>
+        <w:gridCol/>
+        <w:gridCol/>
+        <w:gridCol/>
+        <w:gridCol/>
+        <w:gridCol/>
+      </w:tblGrid>
+      <w:tr>
+        <w:trPr>
+          <w:tblHeader/>
+        </w:trPr>
+        <w:tc>
+          <w:tcPr/>
+          <w:p>
+            <w:r>
+              <w:rPr>
+                <w:b/>
+              </w:rPr>
+              <w:t>Показатель</w:t>
+            </w:r>
+          </w:p>
+        </w:tc>
+        <w:tc>
+          <w:tcPr/>
+          <w:p>
+            <w:r>
+              <w:rPr>
+                <w:b/>
+              </w:rPr>
+              <w:t>Мес. 1 (50%)</w:t>
+            </w:r>
+          </w:p>
+        </w:tc>
+        <w:tc>
+          <w:tcPr/>
+          <w:p>
+            <w:r>
+              <w:rPr>
+                <w:b/>
+              </w:rPr>
+              <w:t>Мес. 3 (78%)</w:t>
+            </w:r>
+          </w:p>
+        </w:tc>
+        <w:tc>
+          <w:tcPr/>
+          <w:p>
+            <w:r>
+              <w:rPr>
+                <w:b/>
+              </w:rPr>
+              <w:t>Мес. 6 (100%)</w:t>
+            </w:r>
+          </w:p>
+        </w:tc>
+        <w:tc>
+          <w:tcPr/>
+          <w:p>
+            <w:r>
+              <w:rPr>
+                <w:b/>
+              </w:rPr>
+              <w:t>Мес. 12</w:t>
+            </w:r>
+          </w:p>
+        </w:tc>
+      </w:tr>
+      <w:tr>
+        <w:tc>
+          <w:tcPr/>
+          <w:p>
+            <w:r>
+              <w:t>Выручка</w:t>
+            </w:r>
+          </w:p>
+        </w:tc>
+        <w:tc>
+          <w:tcPr/>
+          <w:p>
+            <w:r>
+              <w:t>245 000 000</w:t>
+            </w:r>
+          </w:p>
+        </w:tc>
+        <w:tc>
+          <w:tcPr/>
+          <w:p>
+            <w:r>
+              <w:t>382 200 000</w:t>
+            </w:r>
+          </w:p>
+        </w:tc>
+        <w:tc>
+          <w:tcPr/>
+          <w:p>
+            <w:r>
+              <w:t>490 000 000</w:t>
+            </w:r>
+          </w:p>
+        </w:tc>
+        <w:tc>
+          <w:tcPr/>
+          <w:p>
+            <w:r>
+              <w:t>526 355 488</w:t>
+            </w:r>
+          </w:p>
+        </w:tc>
+      </w:tr>
+      <w:tr>
+        <w:tc>
+          <w:tcPr/>
+          <w:p>
+            <w:r>
+              <w:t>Чистая прибыль</w:t>
+            </w:r>
+          </w:p>
+        </w:tc>
+        <w:tc>
+          <w:tcPr/>
+          <w:p>
+            <w:r>
+              <w:t>−74 595 000</w:t>
+            </w:r>
+          </w:p>
+        </w:tc>
+        <w:tc>
+          <w:tcPr/>
+          <w:p>
+            <w:r>
+              <w:t>1 468 290</w:t>
+            </w:r>
+          </w:p>
+        </w:tc>
+        <w:tc>
+          <w:tcPr/>
+          <w:p>
+            <w:r>
+              <w:t>53 257 020</w:t>
+            </w:r>
+          </w:p>
+        </w:tc>
+        <w:tc>
+          <w:tcPr/>
+          <w:p>
+            <w:r>
+              <w:t>72 896 262</w:t>
+            </w:r>
+          </w:p>
+        </w:tc>
+      </w:tr>
+      <w:tr>
+        <w:tc>
+          <w:tcPr/>
+          <w:p>
+            <w:r>
+              <w:t>Остаток денежных средств на конец периода</w:t>
+            </w:r>
+          </w:p>
+        </w:tc>
+        <w:tc>
+          <w:tcPr/>
+          <w:p>
+            <w:r>
+              <w:t>330 757 500</w:t>
+            </w:r>
+          </w:p>
+        </w:tc>
+        <w:tc>
+          <w:tcPr/>
+          <w:p>
+            <w:r>
+              <w:t>139 675 657</w:t>
+            </w:r>
+          </w:p>
+        </w:tc>
+        <w:tc>
+          <w:tcPr/>
+          <w:p>
+            <w:r>
+              <w:t>63 375 206</w:t>
+            </w:r>
+          </w:p>
+        </w:tc>
+        <w:tc>
+          <w:tcPr/>
+          <w:p>
+            <w:r>
+              <w:t>282 136 647</w:t>
+            </w:r>
+          </w:p>
+        </w:tc>
+      </w:tr>
+    </w:tbl>
+    <w:p>
+      <w:r>
+        <w:rPr>
+          <w:rStyle w:val="CkCaption"/>
+          <w:i/>
+        </w:rPr>
+        <w:t>Денежный поток остаётся положительным весь Год 1 (минимум — около 61 млн сум в 5-м месяце) при условии, что собственный капитал инициатора действительно покрывает не только основные средства, но и нарастание дебиторской задолженности и запасов на период выхода на мощность (см. смету выше) — именно поэтому доля собственного капитала в этом примере (59%) выше, чем можно было бы ожидать при первом приближении.</w:t>
+      </w:r>
+    </w:p>
+    <w:p>
+      <w:r>
+        <w:rPr>
+          <w:b/>
+        </w:rPr>
+        <w:t>Точка безубыточности</w:t>
+      </w:r>
+    </w:p>
+    <w:tbl>
+      <w:tblPr>
+        <w:tblStyle w:val="CkTable"/>
+        <w:tblW w:w="0" w:type="auto"/>
+        <w:tblLayout w:type="autofit"/>
+        <w:tblLook w:firstRow="1" w:lastRow="0" w:firstColumn="0" w:lastColumn="0" w:noHBand="0" w:noVBand="1"/>
+      </w:tblPr>
+      <w:tblGrid>
+        <w:gridCol/>
+        <w:gridCol/>
+      </w:tblGrid>
+      <w:tr>
+        <w:trPr>
+          <w:tblHeader/>
+        </w:trPr>
+        <w:tc>
+          <w:tcPr/>
+          <w:p>
+            <w:r>
+              <w:rPr>
+                <w:b/>
+              </w:rPr>
+              <w:t>Показатель</w:t>
+            </w:r>
+          </w:p>
+        </w:tc>
+        <w:tc>
+          <w:tcPr/>
+          <w:p>
+            <w:r>
+              <w:rPr>
+                <w:b/>
+              </w:rPr>
+              <w:t>Значение</w:t>
+            </w:r>
+          </w:p>
+        </w:tc>
+      </w:tr>
+      <w:tr>
+        <w:tc>
+          <w:tcPr/>
+          <w:p>
+            <w:r>
+              <w:t>Маржинальная рентабельность (вклад на покрытие)</w:t>
+            </w:r>
+          </w:p>
+        </w:tc>
+        <w:tc>
+          <w:tcPr/>
+          <w:p>
+            <w:r>
+              <w:t>55,6%</w:t>
+            </w:r>
+          </w:p>
+        </w:tc>
+      </w:tr>
+      <w:tr>
+        <w:tc>
+          <w:tcPr/>
+          <w:p>
+            <w:r>
+              <w:t>Постоянные затраты, сум/мес</w:t>
+            </w:r>
+          </w:p>
+        </w:tc>
+        <w:tc>
+          <w:tcPr/>
+          <w:p>
+            <w:r>
+              <w:t>200 801 667</w:t>
+            </w:r>
+          </w:p>
+        </w:tc>
+      </w:tr>
+      <w:tr>
+        <w:tc>
+          <w:tcPr/>
+          <w:p>
+            <w:r>
+              <w:t>Точка безубыточности по выручке, сум/мес</w:t>
+            </w:r>
+          </w:p>
+        </w:tc>
+        <w:tc>
+          <w:tcPr/>
+          <w:p>
+            <w:r>
+              <w:t>360 968 584</w:t>
+            </w:r>
+          </w:p>
+        </w:tc>
+      </w:tr>
+      <w:tr>
+        <w:tc>
+          <w:tcPr/>
+          <w:p>
+            <w:r>
+              <w:t>Точка безубыточности, % от проектной мощности</w:t>
+            </w:r>
+          </w:p>
+        </w:tc>
+        <w:tc>
+          <w:tcPr/>
+          <w:p>
+            <w:r>
+              <w:t>73,7%</w:t>
+            </w:r>
+          </w:p>
+        </w:tc>
+      </w:tr>
+    </w:tbl>
+    <w:p>
+      <w:r>
+        <w:rPr>
+          <w:b/>
+        </w:rPr>
+        <w:t>Срок окупаемости и эффективность</w:t>
+      </w:r>
+    </w:p>
+    <w:p>
+      <w:r>
+        <w:t>Срок окупаемости полной стоимости проекта (1 327 000 000 сум) по чистой прибыли на уровне проектной мощности (≈72,9 млн сум/мес к 12-му месяцу) — около 18-19 месяцев, что совпадает по порядку величины с упрощённым примером той же отрасли на MoliyaHub.</w:t>
+      </w:r>
+    </w:p>
+    <w:p>
+      <w:r>
+        <w:t>NPV и IRR в приложенном Excel-файле рассчитаны только за Год 1 проекта (12 месяцев) — в течение этого периода компания ещё не успевает полностью окупить стартовые вложения (это нормально: полноценная оценка эффективности инвестиций обычно строится на горизонте, равном сроку кредита или сроку окупаемости — то есть 2-3 года, а не 1 год). Для реальной заявки в банк расширьте период анализа на листе «NPV и IRR» на нужное количество лет.</w:t>
+      </w:r>
+    </w:p>
+    <w:p>
+      <w:r>
+        <w:t>[Впишите] Пересчитайте все показатели этого раздела на основе цен, ставок аренды/зарплат и объёмов продаж вашего проекта в вашем регионе — они автоматически обновятся и в приложенном Excel-файле.</w:t>
+      </w:r>
+    </w:p>
+    <w:p>
+      <w:pPr>
+        <w:pStyle w:val="Heading2"/>
+        <ck:id v="risks"/>
+      </w:pPr>
+      <w:bookmarkStart w:id="13" w:name="risks"/>
+      <w:r>
+        <w:t>Оценка рисков</w:t>
+      </w:r>
+      <w:bookmarkEnd w:id="13"/>
+    </w:p>
+    <w:p>
+      <w:r>
+        <w:rPr>
+          <w:rStyle w:val="CkCaption"/>
+          <w:i/>
+        </w:rPr>
+        <w:t>Веса ниже отражают ОТНОСИТЕЛЬНУЮ значимость рисков друг относительно друга (в сумме — 100%), а не вероятность в процентах; оценка — экспертная, по шкале от 1 (низкий риск) до 5 (высокий риск).</w:t>
+      </w:r>
+    </w:p>
+    <w:tbl>
+      <w:tblPr>
+        <w:tblStyle w:val="CkTable"/>
+        <w:tblW w:w="0" w:type="auto"/>
+        <w:tblLayout w:type="autofit"/>
+        <w:tblLook w:firstRow="1" w:lastRow="0" w:firstColumn="0" w:lastColumn="0" w:noHBand="0" w:noVBand="1"/>
+      </w:tblPr>
+      <w:tblGrid>
+        <w:gridCol/>
+        <w:gridCol/>
+        <w:gridCol/>
+        <w:gridCol/>
+        <w:gridCol/>
+      </w:tblGrid>
+      <w:tr>
+        <w:trPr>
+          <w:tblHeader/>
+        </w:trPr>
+        <w:tc>
+          <w:tcPr/>
+          <w:p>
+            <w:r>
+              <w:rPr>
+                <w:b/>
+              </w:rPr>
+              <w:t>Риск</w:t>
+            </w:r>
+          </w:p>
+        </w:tc>
+        <w:tc>
+          <w:tcPr/>
+          <w:p>
+            <w:r>
+              <w:rPr>
+                <w:b/>
+              </w:rPr>
+              <w:t>Вес, %</w:t>
+            </w:r>
+          </w:p>
+        </w:tc>
+        <w:tc>
+          <w:tcPr/>
+          <w:p>
+            <w:r>
+              <w:rPr>
+                <w:b/>
+              </w:rPr>
+              <w:t>Оценка (1-5)</w:t>
+            </w:r>
+          </w:p>
+        </w:tc>
+        <w:tc>
+          <w:tcPr/>
+          <w:p>
+            <w:r>
+              <w:rPr>
+                <w:b/>
+              </w:rPr>
+              <w:t>Взвешенный балл</w:t>
+            </w:r>
+          </w:p>
+        </w:tc>
+        <w:tc>
+          <w:tcPr/>
+          <w:p>
+            <w:r>
+              <w:rPr>
+                <w:b/>
+              </w:rPr>
+              <w:t>Меры снижения</w:t>
+            </w:r>
+          </w:p>
+        </w:tc>
+      </w:tr>
+      <w:tr>
+        <w:tc>
+          <w:tcPr/>
+          <w:p>
+            <w:r>
+              <w:t>Падение экспортных цен/спроса на внешних рынках</w:t>
+            </w:r>
+          </w:p>
+        </w:tc>
+        <w:tc>
+          <w:tcPr/>
+          <w:p>
+            <w:r>
+              <w:t>20%</w:t>
+            </w:r>
+          </w:p>
+        </w:tc>
+        <w:tc>
+          <w:tcPr/>
+          <w:p>
+            <w:r>
+              <w:t>4</w:t>
+            </w:r>
+          </w:p>
+        </w:tc>
+        <w:tc>
+          <w:tcPr/>
+          <w:p>
+            <w:r>
+              <w:t>0,80</w:t>
+            </w:r>
+          </w:p>
+        </w:tc>
+        <w:tc>
+          <w:tcPr/>
+          <w:p>
+            <w:r>
+              <w:t>Диверсификация рынков сбыта, часть продукции — на внутренний рынок и в страны СНГ</w:t>
+            </w:r>
+          </w:p>
+        </w:tc>
+      </w:tr>
+      <w:tr>
+        <w:tc>
+          <w:tcPr/>
+          <w:p>
+            <w:r>
+              <w:t>Изменение условий преференциальных экспортных режимов (GSP+, пошлины, квоты)</w:t>
+            </w:r>
+          </w:p>
+        </w:tc>
+        <w:tc>
+          <w:tcPr/>
+          <w:p>
+            <w:r>
+              <w:t>20%</w:t>
+            </w:r>
+          </w:p>
+        </w:tc>
+        <w:tc>
+          <w:tcPr/>
+          <w:p>
+            <w:r>
+              <w:t>3</w:t>
+            </w:r>
+          </w:p>
+        </w:tc>
+        <w:tc>
+          <w:tcPr/>
+          <w:p>
+            <w:r>
+              <w:t>0,60</w:t>
+            </w:r>
+          </w:p>
+        </w:tc>
+        <w:tc>
+          <w:tcPr/>
+          <w:p>
+            <w:r>
+              <w:t>Мониторинг госпрограмм поддержки экспорта, консультации с таможенными брокерами</w:t>
+            </w:r>
+          </w:p>
+        </w:tc>
+      </w:tr>
+      <w:tr>
+        <w:tc>
+          <w:tcPr/>
+          <w:p>
+            <w:r>
+              <w:t>Колебания курса при импорте оборудования и части фурнитуры</w:t>
+            </w:r>
+          </w:p>
+        </w:tc>
+        <w:tc>
+          <w:tcPr/>
+          <w:p>
+            <w:r>
+              <w:t>15%</w:t>
+            </w:r>
+          </w:p>
+        </w:tc>
+        <w:tc>
+          <w:tcPr/>
+          <w:p>
+            <w:r>
+              <w:t>3</w:t>
+            </w:r>
+          </w:p>
+        </w:tc>
+        <w:tc>
+          <w:tcPr/>
+          <w:p>
+            <w:r>
+              <w:t>0,45</w:t>
+            </w:r>
+          </w:p>
+        </w:tc>
+        <w:tc>
+          <w:tcPr/>
+          <w:p>
+            <w:r>
+              <w:t>Фиксация цен в договорах, закупка партиями, диверсификация поставщиков</w:t>
+            </w:r>
+          </w:p>
+        </w:tc>
+      </w:tr>
+      <w:tr>
+        <w:tc>
+          <w:tcPr/>
+          <w:p>
+            <w:r>
+              <w:t>Дефицит квалифицированных кадров (технологи, наладчики)</w:t>
+            </w:r>
+          </w:p>
+        </w:tc>
+        <w:tc>
+          <w:tcPr/>
+          <w:p>
+            <w:r>
+              <w:t>15%</w:t>
+            </w:r>
+          </w:p>
+        </w:tc>
+        <w:tc>
+          <w:tcPr/>
+          <w:p>
+            <w:r>
+              <w:t>3</w:t>
+            </w:r>
+          </w:p>
+        </w:tc>
+        <w:tc>
+          <w:tcPr/>
+          <w:p>
+            <w:r>
+              <w:t>0,45</w:t>
+            </w:r>
+          </w:p>
+        </w:tc>
+        <w:tc>
+          <w:tcPr/>
+          <w:p>
+            <w:r>
+              <w:t>Обучение на месте, партнёрство с колледжами/техникумами</w:t>
+            </w:r>
+          </w:p>
+        </w:tc>
+      </w:tr>
+      <w:tr>
+        <w:tc>
+          <w:tcPr/>
+          <w:p>
+            <w:r>
+              <w:t>Задержки поставок сырья от кластера в пиковый сезон</w:t>
+            </w:r>
+          </w:p>
+        </w:tc>
+        <w:tc>
+          <w:tcPr/>
+          <w:p>
+            <w:r>
+              <w:t>15%</w:t>
+            </w:r>
+          </w:p>
+        </w:tc>
+        <w:tc>
+          <w:tcPr/>
+          <w:p>
+            <w:r>
+              <w:t>2</w:t>
+            </w:r>
+          </w:p>
+        </w:tc>
+        <w:tc>
+          <w:tcPr/>
+          <w:p>
+            <w:r>
+              <w:t>0,30</w:t>
+            </w:r>
+          </w:p>
+        </w:tc>
+        <w:tc>
+          <w:tcPr/>
+          <w:p>
+            <w:r>
+              <w:t>Страховой запас сырья на 1-2 месяца, альтернативные поставщики</w:t>
+            </w:r>
+          </w:p>
+        </w:tc>
+      </w:tr>
+      <w:tr>
+        <w:tc>
+          <w:tcPr/>
+          <w:p>
+            <w:r>
+              <w:t>Рост цен на энергоносители и перебои электроснабжения</w:t>
+            </w:r>
+          </w:p>
+        </w:tc>
+        <w:tc>
+          <w:tcPr/>
+          <w:p>
+            <w:r>
+              <w:t>15%</w:t>
+            </w:r>
+          </w:p>
+        </w:tc>
+        <w:tc>
+          <w:tcPr/>
+          <w:p>
+            <w:r>
+              <w:t>2</w:t>
+            </w:r>
+          </w:p>
+        </w:tc>
+        <w:tc>
+          <w:tcPr/>
+          <w:p>
+            <w:r>
+              <w:t>0,30</w:t>
+            </w:r>
+          </w:p>
+        </w:tc>
+        <w:tc>
+          <w:tcPr/>
+          <w:p>
+            <w:r>
+              <w:t>Энергоаудит, резервное электропитание для критичных узлов</w:t>
+            </w:r>
+          </w:p>
+        </w:tc>
+      </w:tr>
+      <w:tr>
+        <w:tc>
+          <w:tcPr/>
+          <w:p>
+            <w:r>
+              <w:rPr>
+                <w:b/>
+              </w:rPr>
+              <w:t>ИТОГО</w:t>
+            </w:r>
+          </w:p>
+        </w:tc>
+        <w:tc>
+          <w:tcPr/>
+          <w:p>
+            <w:r>
+              <w:rPr>
+                <w:b/>
+              </w:rPr>
+              <w:t>100%</w:t>
+            </w:r>
+          </w:p>
+        </w:tc>
+        <w:tc>
+          <w:tcPr/>
+          <w:p/>
+        </w:tc>
+        <w:tc>
+          <w:tcPr/>
+          <w:p>
+            <w:r>
+              <w:rPr>
+                <w:b/>
+              </w:rPr>
+              <w:t>2,90 из 5</w:t>
+            </w:r>
+          </w:p>
+        </w:tc>
+        <w:tc>
+          <w:tcPr/>
+          <w:p/>
+        </w:tc>
+      </w:tr>
+    </w:tbl>
+    <w:p>
+      <w:r>
+        <w:t>Итоговая взвешенная оценка (2,9 из 5) соответствует умеренному уровню риска — типичному для экспортно-ориентированного производственного проекта в текстильной отрасли Узбекистана.</w:t>
+      </w:r>
+    </w:p>
+    <w:p>
+      <w:r>
+        <w:t>[Впишите] Дополните таблицу своими рисками, специфичными для вашего проекта и региона, и пересчитайте веса.</w:t>
+      </w:r>
+    </w:p>
+    <w:p>
+      <w:pPr>
+        <w:pStyle w:val="Heading2"/>
+        <ck:id v="conclusion"/>
+      </w:pPr>
+      <w:bookmarkStart w:id="14" w:name="conclusion"/>
+      <w:r>
+        <w:t>Заключение</w:t>
+      </w:r>
+      <w:bookmarkEnd w:id="14"/>
+    </w:p>
+    <w:p>
+      <w:r>
+        <w:t>[Впишите] Краткий вывод: почему проект целесообразен, какую пользу он приносит региону/отрасли (новые рабочие места, импортозамещение, экспортная выручка), и какое решение вы просите у банка/инвестора.</w:t>
+      </w:r>
+    </w:p>
     <w:sdt>
       <w:sdtPr>
         <w:tag w:val="clarkdown:div"/>
@@ -1288,30 +3365,14 @@
               <w:p>
                 <w:r>
                   <w:rPr>
-                    <w:b/>
+                    <w:rStyle w:val="CkKicker"/>
                   </w:rPr>
-                  <w:t>Ежемесячная прибыль:</w:t>
+                  <w:t>ПРИМЕР</w:t>
                 </w:r>
+              </w:p>
+              <w:p>
                 <w:r>
-                  <w:t xml:space="preserve"> 46 000 000 сум · </w:t>
-                </w:r>
-                <w:r>
-                  <w:rPr>
-                    <w:b/>
-                  </w:rPr>
-                  <w:t>Срок окупаемости:</w:t>
-                </w:r>
-                <w:r>
-                  <w:t xml:space="preserve"> 18,4 мес. · </w:t>
-                </w:r>
-                <w:r>
-                  <w:rPr>
-                    <w:b/>
-                  </w:rPr>
-                  <w:t>Рентабельность продаж:</w:t>
-                </w:r>
-                <w:r>
-                  <w:t xml:space="preserve"> 9,4%</w:t>
+                  <w:t>Проект создаёт 41 рабочее место в Ферганской области, использует местное хлопковое сырьё и генерирует валютную выручку за счёт экспорта. При условии полного финансирования оборотного капитала на период выхода на мощность проект обеспечивает положительный денежный поток на протяжении всего первого года и окупает вложения в течение 18-19 месяцев работы на проектной мощности.</w:t>
                 </w:r>
               </w:p>
             </w:tc>
@@ -1319,183 +3380,6 @@
         </w:tbl>
       </w:sdtContent>
     </w:sdt>
-    <w:p>
-      <w:r>
-        <w:rPr>
-          <w:rStyle w:val="CkCaption"/>
-          <w:i/>
-        </w:rPr>
-        <w:t>Как считался этот пример: Расчётная сумма стартовых затрат — 847 млн сум, практически совпадает с заявленными 850 млн. Расчётная прибыль ≈46 млн сум/мес даёт окупаемость ≈18,5 мес. — соответствует резюме.</w:t>
-      </w:r>
-    </w:p>
-    <w:p>
-      <w:r>
-        <w:t>[Впишите] Пересчитайте таблицы выше на основе цен, ставок аренды/зарплат и объёмов продаж вашего проекта в вашем регионе.</w:t>
-      </w:r>
-    </w:p>
-    <w:p>
-      <w:pPr>
-        <w:pStyle w:val="Heading2"/>
-        <ck:id v="risks"/>
-      </w:pPr>
-      <w:bookmarkStart w:id="10" w:name="risks"/>
-      <w:r>
-        <w:t>Риски и меры по их снижению</w:t>
-      </w:r>
-      <w:bookmarkEnd w:id="10"/>
-    </w:p>
-    <w:tbl>
-      <w:tblPr>
-        <w:tblStyle w:val="CkTable"/>
-        <w:tblW w:w="0" w:type="auto"/>
-        <w:tblLayout w:type="autofit"/>
-        <w:tblLook w:firstRow="1" w:lastRow="0" w:firstColumn="0" w:lastColumn="0" w:noHBand="0" w:noVBand="1"/>
-      </w:tblPr>
-      <w:tblGrid>
-        <w:gridCol/>
-        <w:gridCol/>
-      </w:tblGrid>
-      <w:tr>
-        <w:trPr>
-          <w:tblHeader/>
-        </w:trPr>
-        <w:tc>
-          <w:tcPr/>
-          <w:p>
-            <w:r>
-              <w:rPr>
-                <w:b/>
-              </w:rPr>
-              <w:t>Риск</w:t>
-            </w:r>
-          </w:p>
-        </w:tc>
-        <w:tc>
-          <w:tcPr/>
-          <w:p>
-            <w:r>
-              <w:rPr>
-                <w:b/>
-              </w:rPr>
-              <w:t>Меры снижения</w:t>
-            </w:r>
-          </w:p>
-        </w:tc>
-      </w:tr>
-      <w:tr>
-        <w:tc>
-          <w:tcPr/>
-          <w:p>
-            <w:r>
-              <w:t>Колебания курса при импорте оборудования и части фурнитуры</w:t>
-            </w:r>
-          </w:p>
-        </w:tc>
-        <w:tc>
-          <w:tcPr/>
-          <w:p>
-            <w:r>
-              <w:t>Фиксировать цены в договорах, закупать оборудование партиями, диверсифицировать поставщиков</w:t>
-            </w:r>
-          </w:p>
-        </w:tc>
-      </w:tr>
-      <w:tr>
-        <w:tc>
-          <w:tcPr/>
-          <w:p>
-            <w:r>
-              <w:t>Дефицит квалифицированных кадров (технологи, наладчики оборудования)</w:t>
-            </w:r>
-          </w:p>
-        </w:tc>
-        <w:tc>
-          <w:tcPr/>
-          <w:p>
-            <w:r>
-              <w:t>Обучение на месте, партнёрство с колледжами/техникумами, стажировки</w:t>
-            </w:r>
-          </w:p>
-        </w:tc>
-      </w:tr>
-      <w:tr>
-        <w:tc>
-          <w:tcPr/>
-          <w:p>
-            <w:r>
-              <w:t>Изменение экспортных пошлин, квот или условий преференциальных режимов (GSP+)</w:t>
-            </w:r>
-          </w:p>
-        </w:tc>
-        <w:tc>
-          <w:tcPr/>
-          <w:p>
-            <w:r>
-              <w:t>Мониторинг госпрограмм поддержки экспорта (Uzexport, торговые представительства), консультации с таможенными брокерами</w:t>
-            </w:r>
-          </w:p>
-        </w:tc>
-      </w:tr>
-      <w:tr>
-        <w:tc>
-          <w:tcPr/>
-          <w:p>
-            <w:r>
-              <w:t>Падение экспортных цен/спроса на внешних рынках (как в начале 2026 года)</w:t>
-            </w:r>
-          </w:p>
-        </w:tc>
-        <w:tc>
-          <w:tcPr/>
-          <w:p>
-            <w:r>
-              <w:t>Диверсификация рынков сбыта, часть продукции — на внутренний рынок и в страны СНГ</w:t>
-            </w:r>
-          </w:p>
-        </w:tc>
-      </w:tr>
-      <w:tr>
-        <w:tc>
-          <w:tcPr/>
-          <w:p>
-            <w:r>
-              <w:t>Рост цен на энергоносители и перебои электроснабжения на производстве</w:t>
-            </w:r>
-          </w:p>
-        </w:tc>
-        <w:tc>
-          <w:tcPr/>
-          <w:p>
-            <w:r>
-              <w:t>Энергоаудит, резервное электропитание для критичных узлов, энергоэффективное оборудование</w:t>
-            </w:r>
-          </w:p>
-        </w:tc>
-      </w:tr>
-      <w:tr>
-        <w:tc>
-          <w:tcPr/>
-          <w:p>
-            <w:r>
-              <w:t>Задержки поставок сырья от кластера/поставщиков в пиковый сезон</w:t>
-            </w:r>
-          </w:p>
-        </w:tc>
-        <w:tc>
-          <w:tcPr/>
-          <w:p>
-            <w:r>
-              <w:t>Страховой запас сырья на 1-2 месяца, альтернативные поставщики</w:t>
-            </w:r>
-          </w:p>
-        </w:tc>
-      </w:tr>
-    </w:tbl>
-    <w:p>
-      <w:r>
-        <w:t>[Впишите] Дополните таблицу своими рисками, специфичными для вашего проекта и региона.</w:t>
-      </w:r>
-    </w:p>
     <w:sectPr>
       <ck:section v="1:||margins=1.1in,size=letter"/>
       <w:footerReference w:type="default" r:id="rIdHf1"/>
